--- a/Report/ANupam Document.docx
+++ b/Report/ANupam Document.docx
@@ -313,6 +313,13 @@
       <w:r>
         <w:t>Chair</w:t>
       </w:r>
+    </w:p>
+    <w:p>
+      <w:pPr>
+        <w:rPr>
+          <w:lang w:val="en-US"/>
+        </w:rPr>
+      </w:pPr>
     </w:p>
     <w:p>
       <w:pPr>

--- a/Report/ANupam Document.docx
+++ b/Report/ANupam Document.docx
@@ -316,40 +316,1948 @@
     </w:p>
     <w:p>
       <w:pPr>
-        <w:rPr>
-          <w:lang w:val="en-US"/>
-        </w:rPr>
-      </w:pPr>
-    </w:p>
-    <w:p>
-      <w:pPr>
-        <w:rPr>
-          <w:lang w:val="en-US"/>
-        </w:rPr>
-      </w:pPr>
-    </w:p>
-    <w:p>
-      <w:pPr>
-        <w:rPr>
-          <w:lang w:val="en-US"/>
-        </w:rPr>
-      </w:pPr>
-    </w:p>
-    <w:p>
-      <w:pPr>
-        <w:rPr>
-          <w:lang w:val="en-US"/>
-        </w:rPr>
-      </w:pPr>
-    </w:p>
-    <w:p>
-      <w:pPr>
-        <w:rPr>
-          <w:lang w:val="en-US"/>
-        </w:rPr>
-      </w:pPr>
-    </w:p>
-    <w:p/>
+        <w:spacing w:line="278" w:lineRule="auto"/>
+        <w:rPr>
+          <w:rFonts w:eastAsiaTheme="majorEastAsia" w:cstheme="majorBidi"/>
+          <w:b/>
+          <w:kern w:val="2"/>
+          <w:szCs w:val="32"/>
+          <w:lang w:val="en-US"/>
+          <w14:ligatures w14:val="standardContextual"/>
+        </w:rPr>
+      </w:pPr>
+      <w:r>
+        <w:rPr>
+          <w:lang w:val="en-US"/>
+        </w:rPr>
+        <w:drawing>
+          <wp:inline distT="0" distB="0" distL="0" distR="0" wp14:anchorId="37FD6042" wp14:editId="0E62917E">
+            <wp:extent cx="3505689" cy="4486901"/>
+            <wp:effectExtent l="0" t="0" r="0" b="9525"/>
+            <wp:docPr id="1305369180" name="Picture 1" descr="A 3d model of a chair&#10;&#10;Description automatically generated"/>
+            <wp:cNvGraphicFramePr>
+              <a:graphicFrameLocks xmlns:a="http://schemas.openxmlformats.org/drawingml/2006/main" noChangeAspect="1"/>
+            </wp:cNvGraphicFramePr>
+            <a:graphic xmlns:a="http://schemas.openxmlformats.org/drawingml/2006/main">
+              <a:graphicData uri="http://schemas.openxmlformats.org/drawingml/2006/picture">
+                <pic:pic xmlns:pic="http://schemas.openxmlformats.org/drawingml/2006/picture">
+                  <pic:nvPicPr>
+                    <pic:cNvPr id="1305369180" name="Picture 1" descr="A 3d model of a chair&#10;&#10;Description automatically generated"/>
+                    <pic:cNvPicPr/>
+                  </pic:nvPicPr>
+                  <pic:blipFill>
+                    <a:blip r:embed="rId6"/>
+                    <a:stretch>
+                      <a:fillRect/>
+                    </a:stretch>
+                  </pic:blipFill>
+                  <pic:spPr>
+                    <a:xfrm>
+                      <a:off x="0" y="0"/>
+                      <a:ext cx="3505689" cy="4486901"/>
+                    </a:xfrm>
+                    <a:prstGeom prst="rect">
+                      <a:avLst/>
+                    </a:prstGeom>
+                  </pic:spPr>
+                </pic:pic>
+              </a:graphicData>
+            </a:graphic>
+          </wp:inline>
+        </w:drawing>
+      </w:r>
+      <w:r>
+        <w:br w:type="page"/>
+      </w:r>
+    </w:p>
+    <w:p>
+      <w:pPr>
+        <w:pStyle w:val="Heading2"/>
+        <w:numPr>
+          <w:ilvl w:val="0"/>
+          <w:numId w:val="2"/>
+        </w:numPr>
+      </w:pPr>
+    </w:p>
+    <w:p>
+      <w:pPr>
+        <w:rPr>
+          <w:lang w:val="en-US"/>
+        </w:rPr>
+      </w:pPr>
+    </w:p>
+    <w:p>
+      <w:pPr>
+        <w:spacing w:line="278" w:lineRule="auto"/>
+        <w:rPr>
+          <w:lang w:val="en-US"/>
+        </w:rPr>
+      </w:pPr>
+      <w:r>
+        <w:rPr>
+          <w:lang w:val="en-US"/>
+        </w:rPr>
+        <w:drawing>
+          <wp:inline distT="0" distB="0" distL="0" distR="0" wp14:anchorId="43375070" wp14:editId="24AB9688">
+            <wp:extent cx="5801535" cy="3848637"/>
+            <wp:effectExtent l="0" t="0" r="8890" b="0"/>
+            <wp:docPr id="829152948" name="Picture 1" descr="A black hexagon on a grey tile floor&#10;&#10;Description automatically generated"/>
+            <wp:cNvGraphicFramePr>
+              <a:graphicFrameLocks xmlns:a="http://schemas.openxmlformats.org/drawingml/2006/main" noChangeAspect="1"/>
+            </wp:cNvGraphicFramePr>
+            <a:graphic xmlns:a="http://schemas.openxmlformats.org/drawingml/2006/main">
+              <a:graphicData uri="http://schemas.openxmlformats.org/drawingml/2006/picture">
+                <pic:pic xmlns:pic="http://schemas.openxmlformats.org/drawingml/2006/picture">
+                  <pic:nvPicPr>
+                    <pic:cNvPr id="829152948" name="Picture 1" descr="A black hexagon on a grey tile floor&#10;&#10;Description automatically generated"/>
+                    <pic:cNvPicPr/>
+                  </pic:nvPicPr>
+                  <pic:blipFill>
+                    <a:blip r:embed="rId7"/>
+                    <a:stretch>
+                      <a:fillRect/>
+                    </a:stretch>
+                  </pic:blipFill>
+                  <pic:spPr>
+                    <a:xfrm>
+                      <a:off x="0" y="0"/>
+                      <a:ext cx="5801535" cy="3848637"/>
+                    </a:xfrm>
+                    <a:prstGeom prst="rect">
+                      <a:avLst/>
+                    </a:prstGeom>
+                  </pic:spPr>
+                </pic:pic>
+              </a:graphicData>
+            </a:graphic>
+          </wp:inline>
+        </w:drawing>
+      </w:r>
+      <w:r>
+        <w:rPr>
+          <w:lang w:val="en-US"/>
+        </w:rPr>
+        <w:br w:type="page"/>
+      </w:r>
+    </w:p>
+    <w:p>
+      <w:pPr>
+        <w:rPr>
+          <w:lang w:val="en-US"/>
+        </w:rPr>
+      </w:pPr>
+    </w:p>
+    <w:p>
+      <w:pPr>
+        <w:rPr>
+          <w:lang w:val="en-US"/>
+        </w:rPr>
+      </w:pPr>
+      <w:r>
+        <w:rPr>
+          <w:lang w:val="en-US"/>
+        </w:rPr>
+        <w:drawing>
+          <wp:inline distT="0" distB="0" distL="0" distR="0" wp14:anchorId="4020E25B" wp14:editId="48989ADE">
+            <wp:extent cx="3953427" cy="4610743"/>
+            <wp:effectExtent l="0" t="0" r="9525" b="0"/>
+            <wp:docPr id="144596812" name="Picture 1" descr="A grey object on a grid&#10;&#10;Description automatically generated"/>
+            <wp:cNvGraphicFramePr>
+              <a:graphicFrameLocks xmlns:a="http://schemas.openxmlformats.org/drawingml/2006/main" noChangeAspect="1"/>
+            </wp:cNvGraphicFramePr>
+            <a:graphic xmlns:a="http://schemas.openxmlformats.org/drawingml/2006/main">
+              <a:graphicData uri="http://schemas.openxmlformats.org/drawingml/2006/picture">
+                <pic:pic xmlns:pic="http://schemas.openxmlformats.org/drawingml/2006/picture">
+                  <pic:nvPicPr>
+                    <pic:cNvPr id="144596812" name="Picture 1" descr="A grey object on a grid&#10;&#10;Description automatically generated"/>
+                    <pic:cNvPicPr/>
+                  </pic:nvPicPr>
+                  <pic:blipFill>
+                    <a:blip r:embed="rId8"/>
+                    <a:stretch>
+                      <a:fillRect/>
+                    </a:stretch>
+                  </pic:blipFill>
+                  <pic:spPr>
+                    <a:xfrm>
+                      <a:off x="0" y="0"/>
+                      <a:ext cx="3953427" cy="4610743"/>
+                    </a:xfrm>
+                    <a:prstGeom prst="rect">
+                      <a:avLst/>
+                    </a:prstGeom>
+                  </pic:spPr>
+                </pic:pic>
+              </a:graphicData>
+            </a:graphic>
+          </wp:inline>
+        </w:drawing>
+      </w:r>
+    </w:p>
+    <w:p>
+      <w:pPr>
+        <w:rPr>
+          <w:lang w:val="en-US"/>
+        </w:rPr>
+      </w:pPr>
+    </w:p>
+    <w:p>
+      <w:pPr>
+        <w:spacing w:line="278" w:lineRule="auto"/>
+        <w:rPr>
+          <w:lang w:val="en-US"/>
+        </w:rPr>
+      </w:pPr>
+      <w:r>
+        <w:rPr>
+          <w:lang w:val="en-US"/>
+        </w:rPr>
+        <w:br w:type="page"/>
+      </w:r>
+    </w:p>
+    <w:p>
+      <w:pPr>
+        <w:rPr>
+          <w:lang w:val="en-US"/>
+        </w:rPr>
+      </w:pPr>
+      <w:r>
+        <w:lastRenderedPageBreak/>
+        <w:drawing>
+          <wp:inline distT="0" distB="0" distL="0" distR="0" wp14:anchorId="658C4951" wp14:editId="51E596B8">
+            <wp:extent cx="5201376" cy="5382376"/>
+            <wp:effectExtent l="0" t="0" r="0" b="8890"/>
+            <wp:docPr id="685205263" name="Picture 1" descr="A chair in a room&#10;&#10;Description automatically generated"/>
+            <wp:cNvGraphicFramePr>
+              <a:graphicFrameLocks xmlns:a="http://schemas.openxmlformats.org/drawingml/2006/main" noChangeAspect="1"/>
+            </wp:cNvGraphicFramePr>
+            <a:graphic xmlns:a="http://schemas.openxmlformats.org/drawingml/2006/main">
+              <a:graphicData uri="http://schemas.openxmlformats.org/drawingml/2006/picture">
+                <pic:pic xmlns:pic="http://schemas.openxmlformats.org/drawingml/2006/picture">
+                  <pic:nvPicPr>
+                    <pic:cNvPr id="685205263" name="Picture 1" descr="A chair in a room&#10;&#10;Description automatically generated"/>
+                    <pic:cNvPicPr/>
+                  </pic:nvPicPr>
+                  <pic:blipFill>
+                    <a:blip r:embed="rId9"/>
+                    <a:stretch>
+                      <a:fillRect/>
+                    </a:stretch>
+                  </pic:blipFill>
+                  <pic:spPr>
+                    <a:xfrm>
+                      <a:off x="0" y="0"/>
+                      <a:ext cx="5201376" cy="5382376"/>
+                    </a:xfrm>
+                    <a:prstGeom prst="rect">
+                      <a:avLst/>
+                    </a:prstGeom>
+                  </pic:spPr>
+                </pic:pic>
+              </a:graphicData>
+            </a:graphic>
+          </wp:inline>
+        </w:drawing>
+      </w:r>
+    </w:p>
+    <w:p>
+      <w:pPr>
+        <w:spacing w:line="278" w:lineRule="auto"/>
+        <w:jc w:val="center"/>
+        <w:rPr>
+          <w:lang w:val="en-US"/>
+        </w:rPr>
+      </w:pPr>
+      <w:r>
+        <w:rPr>
+          <w:lang w:val="en-US"/>
+        </w:rPr>
+        <w:br w:type="page"/>
+      </w:r>
+    </w:p>
+    <w:p>
+      <w:pPr>
+        <w:rPr>
+          <w:lang w:val="en-US"/>
+        </w:rPr>
+      </w:pPr>
+    </w:p>
+    <w:p>
+      <w:pPr>
+        <w:jc w:val="center"/>
+        <w:rPr>
+          <w:lang w:val="en-US"/>
+        </w:rPr>
+      </w:pPr>
+      <w:r>
+        <w:rPr>
+          <w:lang w:val="en-US"/>
+        </w:rPr>
+        <w:drawing>
+          <wp:inline distT="0" distB="0" distL="0" distR="0" wp14:anchorId="1A4B39CB" wp14:editId="3D84AE5E">
+            <wp:extent cx="3711733" cy="4452731"/>
+            <wp:effectExtent l="0" t="0" r="3175" b="5080"/>
+            <wp:docPr id="1184170375" name="Picture 1"/>
+            <wp:cNvGraphicFramePr>
+              <a:graphicFrameLocks xmlns:a="http://schemas.openxmlformats.org/drawingml/2006/main" noChangeAspect="1"/>
+            </wp:cNvGraphicFramePr>
+            <a:graphic xmlns:a="http://schemas.openxmlformats.org/drawingml/2006/main">
+              <a:graphicData uri="http://schemas.openxmlformats.org/drawingml/2006/picture">
+                <pic:pic xmlns:pic="http://schemas.openxmlformats.org/drawingml/2006/picture">
+                  <pic:nvPicPr>
+                    <pic:cNvPr id="1184170375" name=""/>
+                    <pic:cNvPicPr/>
+                  </pic:nvPicPr>
+                  <pic:blipFill>
+                    <a:blip r:embed="rId10"/>
+                    <a:stretch>
+                      <a:fillRect/>
+                    </a:stretch>
+                  </pic:blipFill>
+                  <pic:spPr>
+                    <a:xfrm>
+                      <a:off x="0" y="0"/>
+                      <a:ext cx="3711733" cy="4452731"/>
+                    </a:xfrm>
+                    <a:prstGeom prst="rect">
+                      <a:avLst/>
+                    </a:prstGeom>
+                  </pic:spPr>
+                </pic:pic>
+              </a:graphicData>
+            </a:graphic>
+          </wp:inline>
+        </w:drawing>
+      </w:r>
+    </w:p>
+    <w:p>
+      <w:pPr>
+        <w:spacing w:line="278" w:lineRule="auto"/>
+        <w:rPr>
+          <w:lang w:val="en-US"/>
+        </w:rPr>
+      </w:pPr>
+      <w:r>
+        <w:rPr>
+          <w:lang w:val="en-US"/>
+        </w:rPr>
+        <w:br w:type="page"/>
+      </w:r>
+    </w:p>
+    <w:p>
+      <w:pPr>
+        <w:pStyle w:val="Heading2"/>
+        <w:numPr>
+          <w:ilvl w:val="0"/>
+          <w:numId w:val="2"/>
+        </w:numPr>
+      </w:pPr>
+      <w:r>
+        <w:lastRenderedPageBreak/>
+        <w:t>Sofa</w:t>
+      </w:r>
+    </w:p>
+    <w:p>
+      <w:pPr>
+        <w:rPr>
+          <w:lang w:val="en-US"/>
+        </w:rPr>
+      </w:pPr>
+    </w:p>
+    <w:p>
+      <w:pPr>
+        <w:rPr>
+          <w:lang w:val="en-US"/>
+        </w:rPr>
+      </w:pPr>
+      <w:r>
+        <w:rPr>
+          <w:lang w:val="en-US"/>
+        </w:rPr>
+        <w:drawing>
+          <wp:inline distT="0" distB="0" distL="0" distR="0" wp14:anchorId="7D951995" wp14:editId="7792E901">
+            <wp:extent cx="5442013" cy="3458818"/>
+            <wp:effectExtent l="0" t="0" r="6350" b="8890"/>
+            <wp:docPr id="1809622913" name="Picture 1" descr="A white pillow on a grey surface&#10;&#10;Description automatically generated"/>
+            <wp:cNvGraphicFramePr>
+              <a:graphicFrameLocks xmlns:a="http://schemas.openxmlformats.org/drawingml/2006/main" noChangeAspect="1"/>
+            </wp:cNvGraphicFramePr>
+            <a:graphic xmlns:a="http://schemas.openxmlformats.org/drawingml/2006/main">
+              <a:graphicData uri="http://schemas.openxmlformats.org/drawingml/2006/picture">
+                <pic:pic xmlns:pic="http://schemas.openxmlformats.org/drawingml/2006/picture">
+                  <pic:nvPicPr>
+                    <pic:cNvPr id="1809622913" name="Picture 1" descr="A white pillow on a grey surface&#10;&#10;Description automatically generated"/>
+                    <pic:cNvPicPr/>
+                  </pic:nvPicPr>
+                  <pic:blipFill>
+                    <a:blip r:embed="rId11"/>
+                    <a:stretch>
+                      <a:fillRect/>
+                    </a:stretch>
+                  </pic:blipFill>
+                  <pic:spPr>
+                    <a:xfrm>
+                      <a:off x="0" y="0"/>
+                      <a:ext cx="5444005" cy="3460084"/>
+                    </a:xfrm>
+                    <a:prstGeom prst="rect">
+                      <a:avLst/>
+                    </a:prstGeom>
+                  </pic:spPr>
+                </pic:pic>
+              </a:graphicData>
+            </a:graphic>
+          </wp:inline>
+        </w:drawing>
+      </w:r>
+    </w:p>
+    <w:p>
+      <w:pPr>
+        <w:spacing w:line="278" w:lineRule="auto"/>
+        <w:rPr>
+          <w:lang w:val="en-US"/>
+        </w:rPr>
+      </w:pPr>
+      <w:r>
+        <w:rPr>
+          <w:lang w:val="en-US"/>
+        </w:rPr>
+        <w:br w:type="page"/>
+      </w:r>
+    </w:p>
+    <w:p>
+      <w:pPr>
+        <w:jc w:val="center"/>
+        <w:rPr>
+          <w:lang w:val="en-US"/>
+        </w:rPr>
+      </w:pPr>
+      <w:r>
+        <w:rPr>
+          <w:lang w:val="en-US"/>
+        </w:rPr>
+        <w:lastRenderedPageBreak/>
+        <w:drawing>
+          <wp:inline distT="0" distB="0" distL="0" distR="0" wp14:anchorId="211F93C9" wp14:editId="7ACE9E08">
+            <wp:extent cx="4630981" cy="3474720"/>
+            <wp:effectExtent l="0" t="0" r="0" b="0"/>
+            <wp:docPr id="2005786941" name="Picture 1" descr="A grey chair with a grey back&#10;&#10;Description automatically generated with medium confidence"/>
+            <wp:cNvGraphicFramePr>
+              <a:graphicFrameLocks xmlns:a="http://schemas.openxmlformats.org/drawingml/2006/main" noChangeAspect="1"/>
+            </wp:cNvGraphicFramePr>
+            <a:graphic xmlns:a="http://schemas.openxmlformats.org/drawingml/2006/main">
+              <a:graphicData uri="http://schemas.openxmlformats.org/drawingml/2006/picture">
+                <pic:pic xmlns:pic="http://schemas.openxmlformats.org/drawingml/2006/picture">
+                  <pic:nvPicPr>
+                    <pic:cNvPr id="2005786941" name="Picture 1" descr="A grey chair with a grey back&#10;&#10;Description automatically generated with medium confidence"/>
+                    <pic:cNvPicPr/>
+                  </pic:nvPicPr>
+                  <pic:blipFill>
+                    <a:blip r:embed="rId12"/>
+                    <a:stretch>
+                      <a:fillRect/>
+                    </a:stretch>
+                  </pic:blipFill>
+                  <pic:spPr>
+                    <a:xfrm>
+                      <a:off x="0" y="0"/>
+                      <a:ext cx="4637787" cy="3479827"/>
+                    </a:xfrm>
+                    <a:prstGeom prst="rect">
+                      <a:avLst/>
+                    </a:prstGeom>
+                  </pic:spPr>
+                </pic:pic>
+              </a:graphicData>
+            </a:graphic>
+          </wp:inline>
+        </w:drawing>
+      </w:r>
+    </w:p>
+    <w:p>
+      <w:pPr>
+        <w:jc w:val="center"/>
+        <w:rPr>
+          <w:lang w:val="en-US"/>
+        </w:rPr>
+      </w:pPr>
+    </w:p>
+    <w:p>
+      <w:pPr>
+        <w:spacing w:line="278" w:lineRule="auto"/>
+        <w:rPr>
+          <w:lang w:val="en-US"/>
+        </w:rPr>
+      </w:pPr>
+      <w:r>
+        <w:rPr>
+          <w:lang w:val="en-US"/>
+        </w:rPr>
+        <w:br w:type="page"/>
+      </w:r>
+    </w:p>
+    <w:p>
+      <w:pPr>
+        <w:rPr>
+          <w:lang w:val="en-US"/>
+        </w:rPr>
+      </w:pPr>
+      <w:r>
+        <w:rPr>
+          <w:lang w:val="en-US"/>
+        </w:rPr>
+        <w:lastRenderedPageBreak/>
+        <w:drawing>
+          <wp:inline distT="0" distB="0" distL="0" distR="0" wp14:anchorId="7435F68B" wp14:editId="24342180">
+            <wp:extent cx="5943600" cy="4109085"/>
+            <wp:effectExtent l="0" t="0" r="0" b="5715"/>
+            <wp:docPr id="5815930" name="Picture 1" descr="A grey couch with a white cushion&#10;&#10;Description automatically generated with medium confidence"/>
+            <wp:cNvGraphicFramePr>
+              <a:graphicFrameLocks xmlns:a="http://schemas.openxmlformats.org/drawingml/2006/main" noChangeAspect="1"/>
+            </wp:cNvGraphicFramePr>
+            <a:graphic xmlns:a="http://schemas.openxmlformats.org/drawingml/2006/main">
+              <a:graphicData uri="http://schemas.openxmlformats.org/drawingml/2006/picture">
+                <pic:pic xmlns:pic="http://schemas.openxmlformats.org/drawingml/2006/picture">
+                  <pic:nvPicPr>
+                    <pic:cNvPr id="5815930" name="Picture 1" descr="A grey couch with a white cushion&#10;&#10;Description automatically generated with medium confidence"/>
+                    <pic:cNvPicPr/>
+                  </pic:nvPicPr>
+                  <pic:blipFill>
+                    <a:blip r:embed="rId13"/>
+                    <a:stretch>
+                      <a:fillRect/>
+                    </a:stretch>
+                  </pic:blipFill>
+                  <pic:spPr>
+                    <a:xfrm>
+                      <a:off x="0" y="0"/>
+                      <a:ext cx="5943600" cy="4109085"/>
+                    </a:xfrm>
+                    <a:prstGeom prst="rect">
+                      <a:avLst/>
+                    </a:prstGeom>
+                  </pic:spPr>
+                </pic:pic>
+              </a:graphicData>
+            </a:graphic>
+          </wp:inline>
+        </w:drawing>
+      </w:r>
+    </w:p>
+    <w:p>
+      <w:pPr>
+        <w:rPr>
+          <w:lang w:val="en-US"/>
+        </w:rPr>
+      </w:pPr>
+    </w:p>
+    <w:p>
+      <w:pPr>
+        <w:spacing w:line="278" w:lineRule="auto"/>
+        <w:rPr>
+          <w:lang w:val="en-US"/>
+        </w:rPr>
+      </w:pPr>
+      <w:r>
+        <w:rPr>
+          <w:lang w:val="en-US"/>
+        </w:rPr>
+        <w:br w:type="page"/>
+      </w:r>
+    </w:p>
+    <w:p>
+      <w:pPr>
+        <w:rPr>
+          <w:lang w:val="en-US"/>
+        </w:rPr>
+      </w:pPr>
+      <w:r>
+        <w:rPr>
+          <w:lang w:val="en-US"/>
+        </w:rPr>
+        <w:lastRenderedPageBreak/>
+        <w:drawing>
+          <wp:inline distT="0" distB="0" distL="0" distR="0" wp14:anchorId="69971AAC" wp14:editId="11CD73C6">
+            <wp:extent cx="5534797" cy="4153480"/>
+            <wp:effectExtent l="0" t="0" r="0" b="0"/>
+            <wp:docPr id="197601540" name="Picture 1" descr="A grey couch with a white square object&#10;&#10;Description automatically generated with medium confidence"/>
+            <wp:cNvGraphicFramePr>
+              <a:graphicFrameLocks xmlns:a="http://schemas.openxmlformats.org/drawingml/2006/main" noChangeAspect="1"/>
+            </wp:cNvGraphicFramePr>
+            <a:graphic xmlns:a="http://schemas.openxmlformats.org/drawingml/2006/main">
+              <a:graphicData uri="http://schemas.openxmlformats.org/drawingml/2006/picture">
+                <pic:pic xmlns:pic="http://schemas.openxmlformats.org/drawingml/2006/picture">
+                  <pic:nvPicPr>
+                    <pic:cNvPr id="197601540" name="Picture 1" descr="A grey couch with a white square object&#10;&#10;Description automatically generated with medium confidence"/>
+                    <pic:cNvPicPr/>
+                  </pic:nvPicPr>
+                  <pic:blipFill>
+                    <a:blip r:embed="rId14"/>
+                    <a:stretch>
+                      <a:fillRect/>
+                    </a:stretch>
+                  </pic:blipFill>
+                  <pic:spPr>
+                    <a:xfrm>
+                      <a:off x="0" y="0"/>
+                      <a:ext cx="5534797" cy="4153480"/>
+                    </a:xfrm>
+                    <a:prstGeom prst="rect">
+                      <a:avLst/>
+                    </a:prstGeom>
+                  </pic:spPr>
+                </pic:pic>
+              </a:graphicData>
+            </a:graphic>
+          </wp:inline>
+        </w:drawing>
+      </w:r>
+    </w:p>
+    <w:p>
+      <w:pPr>
+        <w:rPr>
+          <w:lang w:val="en-US"/>
+        </w:rPr>
+      </w:pPr>
+    </w:p>
+    <w:p>
+      <w:pPr>
+        <w:spacing w:line="278" w:lineRule="auto"/>
+        <w:rPr>
+          <w:lang w:val="en-US"/>
+        </w:rPr>
+      </w:pPr>
+      <w:r>
+        <w:rPr>
+          <w:lang w:val="en-US"/>
+        </w:rPr>
+        <w:br w:type="page"/>
+      </w:r>
+    </w:p>
+    <w:p>
+      <w:pPr>
+        <w:rPr>
+          <w:lang w:val="en-US"/>
+        </w:rPr>
+      </w:pPr>
+      <w:r>
+        <w:rPr>
+          <w:lang w:val="en-US"/>
+        </w:rPr>
+        <w:lastRenderedPageBreak/>
+        <w:drawing>
+          <wp:inline distT="0" distB="0" distL="0" distR="0" wp14:anchorId="53E20539" wp14:editId="72A56D3B">
+            <wp:extent cx="5943600" cy="3881755"/>
+            <wp:effectExtent l="0" t="0" r="0" b="4445"/>
+            <wp:docPr id="561532217" name="Picture 1" descr="A grey couch with pillows&#10;&#10;Description automatically generated"/>
+            <wp:cNvGraphicFramePr>
+              <a:graphicFrameLocks xmlns:a="http://schemas.openxmlformats.org/drawingml/2006/main" noChangeAspect="1"/>
+            </wp:cNvGraphicFramePr>
+            <a:graphic xmlns:a="http://schemas.openxmlformats.org/drawingml/2006/main">
+              <a:graphicData uri="http://schemas.openxmlformats.org/drawingml/2006/picture">
+                <pic:pic xmlns:pic="http://schemas.openxmlformats.org/drawingml/2006/picture">
+                  <pic:nvPicPr>
+                    <pic:cNvPr id="561532217" name="Picture 1" descr="A grey couch with pillows&#10;&#10;Description automatically generated"/>
+                    <pic:cNvPicPr/>
+                  </pic:nvPicPr>
+                  <pic:blipFill>
+                    <a:blip r:embed="rId15"/>
+                    <a:stretch>
+                      <a:fillRect/>
+                    </a:stretch>
+                  </pic:blipFill>
+                  <pic:spPr>
+                    <a:xfrm>
+                      <a:off x="0" y="0"/>
+                      <a:ext cx="5943600" cy="3881755"/>
+                    </a:xfrm>
+                    <a:prstGeom prst="rect">
+                      <a:avLst/>
+                    </a:prstGeom>
+                  </pic:spPr>
+                </pic:pic>
+              </a:graphicData>
+            </a:graphic>
+          </wp:inline>
+        </w:drawing>
+      </w:r>
+    </w:p>
+    <w:p>
+      <w:pPr>
+        <w:spacing w:line="278" w:lineRule="auto"/>
+      </w:pPr>
+      <w:r>
+        <w:br w:type="page"/>
+      </w:r>
+    </w:p>
+    <w:p>
+      <w:pPr>
+        <w:pStyle w:val="Heading2"/>
+        <w:numPr>
+          <w:ilvl w:val="0"/>
+          <w:numId w:val="2"/>
+        </w:numPr>
+      </w:pPr>
+      <w:r>
+        <w:lastRenderedPageBreak/>
+        <w:t>Coffee Table</w:t>
+      </w:r>
+    </w:p>
+    <w:p>
+      <w:pPr>
+        <w:rPr>
+          <w:lang w:val="en-US"/>
+        </w:rPr>
+      </w:pPr>
+    </w:p>
+    <w:p>
+      <w:pPr>
+        <w:rPr>
+          <w:lang w:val="en-US"/>
+        </w:rPr>
+      </w:pPr>
+      <w:r>
+        <w:rPr>
+          <w:lang w:val="en-US"/>
+        </w:rPr>
+        <w:drawing>
+          <wp:inline distT="0" distB="0" distL="0" distR="0" wp14:anchorId="433315F7" wp14:editId="5CFFC977">
+            <wp:extent cx="5143521" cy="4214191"/>
+            <wp:effectExtent l="0" t="0" r="0" b="0"/>
+            <wp:docPr id="687289131" name="Picture 1" descr="A grey corner with a black background&#10;&#10;Description automatically generated with medium confidence"/>
+            <wp:cNvGraphicFramePr>
+              <a:graphicFrameLocks xmlns:a="http://schemas.openxmlformats.org/drawingml/2006/main" noChangeAspect="1"/>
+            </wp:cNvGraphicFramePr>
+            <a:graphic xmlns:a="http://schemas.openxmlformats.org/drawingml/2006/main">
+              <a:graphicData uri="http://schemas.openxmlformats.org/drawingml/2006/picture">
+                <pic:pic xmlns:pic="http://schemas.openxmlformats.org/drawingml/2006/picture">
+                  <pic:nvPicPr>
+                    <pic:cNvPr id="687289131" name="Picture 1" descr="A grey corner with a black background&#10;&#10;Description automatically generated with medium confidence"/>
+                    <pic:cNvPicPr/>
+                  </pic:nvPicPr>
+                  <pic:blipFill>
+                    <a:blip r:embed="rId16"/>
+                    <a:stretch>
+                      <a:fillRect/>
+                    </a:stretch>
+                  </pic:blipFill>
+                  <pic:spPr>
+                    <a:xfrm>
+                      <a:off x="0" y="0"/>
+                      <a:ext cx="5145447" cy="4215769"/>
+                    </a:xfrm>
+                    <a:prstGeom prst="rect">
+                      <a:avLst/>
+                    </a:prstGeom>
+                  </pic:spPr>
+                </pic:pic>
+              </a:graphicData>
+            </a:graphic>
+          </wp:inline>
+        </w:drawing>
+      </w:r>
+    </w:p>
+    <w:p>
+      <w:pPr>
+        <w:spacing w:line="278" w:lineRule="auto"/>
+        <w:rPr>
+          <w:lang w:val="en-US"/>
+        </w:rPr>
+      </w:pPr>
+      <w:r>
+        <w:rPr>
+          <w:lang w:val="en-US"/>
+        </w:rPr>
+        <w:br w:type="page"/>
+      </w:r>
+    </w:p>
+    <w:p>
+      <w:pPr>
+        <w:rPr>
+          <w:lang w:val="en-US"/>
+        </w:rPr>
+      </w:pPr>
+      <w:r>
+        <w:rPr>
+          <w:lang w:val="en-US"/>
+        </w:rPr>
+        <w:lastRenderedPageBreak/>
+        <w:drawing>
+          <wp:inline distT="0" distB="0" distL="0" distR="0" wp14:anchorId="1F1B9E65" wp14:editId="11B76FDC">
+            <wp:extent cx="5410955" cy="5344271"/>
+            <wp:effectExtent l="0" t="0" r="0" b="8890"/>
+            <wp:docPr id="1291693834" name="Picture 1" descr="A shelf on a wall&#10;&#10;Description automatically generated"/>
+            <wp:cNvGraphicFramePr>
+              <a:graphicFrameLocks xmlns:a="http://schemas.openxmlformats.org/drawingml/2006/main" noChangeAspect="1"/>
+            </wp:cNvGraphicFramePr>
+            <a:graphic xmlns:a="http://schemas.openxmlformats.org/drawingml/2006/main">
+              <a:graphicData uri="http://schemas.openxmlformats.org/drawingml/2006/picture">
+                <pic:pic xmlns:pic="http://schemas.openxmlformats.org/drawingml/2006/picture">
+                  <pic:nvPicPr>
+                    <pic:cNvPr id="1291693834" name="Picture 1" descr="A shelf on a wall&#10;&#10;Description automatically generated"/>
+                    <pic:cNvPicPr/>
+                  </pic:nvPicPr>
+                  <pic:blipFill>
+                    <a:blip r:embed="rId17"/>
+                    <a:stretch>
+                      <a:fillRect/>
+                    </a:stretch>
+                  </pic:blipFill>
+                  <pic:spPr>
+                    <a:xfrm>
+                      <a:off x="0" y="0"/>
+                      <a:ext cx="5410955" cy="5344271"/>
+                    </a:xfrm>
+                    <a:prstGeom prst="rect">
+                      <a:avLst/>
+                    </a:prstGeom>
+                  </pic:spPr>
+                </pic:pic>
+              </a:graphicData>
+            </a:graphic>
+          </wp:inline>
+        </w:drawing>
+      </w:r>
+    </w:p>
+    <w:p>
+      <w:pPr>
+        <w:spacing w:line="278" w:lineRule="auto"/>
+        <w:rPr>
+          <w:lang w:val="en-US"/>
+        </w:rPr>
+      </w:pPr>
+      <w:r>
+        <w:rPr>
+          <w:lang w:val="en-US"/>
+        </w:rPr>
+        <w:br w:type="page"/>
+      </w:r>
+    </w:p>
+    <w:p>
+      <w:pPr>
+        <w:rPr>
+          <w:lang w:val="en-US"/>
+        </w:rPr>
+      </w:pPr>
+      <w:r>
+        <w:rPr>
+          <w:lang w:val="en-US"/>
+        </w:rPr>
+        <w:lastRenderedPageBreak/>
+        <w:drawing>
+          <wp:inline distT="0" distB="0" distL="0" distR="0" wp14:anchorId="3E7F1775" wp14:editId="513D2BBC">
+            <wp:extent cx="5943600" cy="3018155"/>
+            <wp:effectExtent l="0" t="0" r="0" b="0"/>
+            <wp:docPr id="1168129989" name="Picture 1" descr="A grey rectangular object with a small round object in the middle&#10;&#10;Description automatically generated"/>
+            <wp:cNvGraphicFramePr>
+              <a:graphicFrameLocks xmlns:a="http://schemas.openxmlformats.org/drawingml/2006/main" noChangeAspect="1"/>
+            </wp:cNvGraphicFramePr>
+            <a:graphic xmlns:a="http://schemas.openxmlformats.org/drawingml/2006/main">
+              <a:graphicData uri="http://schemas.openxmlformats.org/drawingml/2006/picture">
+                <pic:pic xmlns:pic="http://schemas.openxmlformats.org/drawingml/2006/picture">
+                  <pic:nvPicPr>
+                    <pic:cNvPr id="1168129989" name="Picture 1" descr="A grey rectangular object with a small round object in the middle&#10;&#10;Description automatically generated"/>
+                    <pic:cNvPicPr/>
+                  </pic:nvPicPr>
+                  <pic:blipFill>
+                    <a:blip r:embed="rId18"/>
+                    <a:stretch>
+                      <a:fillRect/>
+                    </a:stretch>
+                  </pic:blipFill>
+                  <pic:spPr>
+                    <a:xfrm>
+                      <a:off x="0" y="0"/>
+                      <a:ext cx="5943600" cy="3018155"/>
+                    </a:xfrm>
+                    <a:prstGeom prst="rect">
+                      <a:avLst/>
+                    </a:prstGeom>
+                  </pic:spPr>
+                </pic:pic>
+              </a:graphicData>
+            </a:graphic>
+          </wp:inline>
+        </w:drawing>
+      </w:r>
+    </w:p>
+    <w:p>
+      <w:pPr>
+        <w:spacing w:line="278" w:lineRule="auto"/>
+        <w:rPr>
+          <w:lang w:val="en-US"/>
+        </w:rPr>
+      </w:pPr>
+      <w:r>
+        <w:rPr>
+          <w:lang w:val="en-US"/>
+        </w:rPr>
+        <w:br w:type="page"/>
+      </w:r>
+    </w:p>
+    <w:p>
+      <w:pPr>
+        <w:rPr>
+          <w:lang w:val="en-US"/>
+        </w:rPr>
+      </w:pPr>
+      <w:r>
+        <w:rPr>
+          <w:lang w:val="en-US"/>
+        </w:rPr>
+        <w:lastRenderedPageBreak/>
+        <w:drawing>
+          <wp:inline distT="0" distB="0" distL="0" distR="0" wp14:anchorId="33BB4983" wp14:editId="033187BB">
+            <wp:extent cx="5943600" cy="4894580"/>
+            <wp:effectExtent l="0" t="0" r="0" b="1270"/>
+            <wp:docPr id="1883504783" name="Picture 1" descr="A grey nightstand with two drawers&#10;&#10;Description automatically generated"/>
+            <wp:cNvGraphicFramePr>
+              <a:graphicFrameLocks xmlns:a="http://schemas.openxmlformats.org/drawingml/2006/main" noChangeAspect="1"/>
+            </wp:cNvGraphicFramePr>
+            <a:graphic xmlns:a="http://schemas.openxmlformats.org/drawingml/2006/main">
+              <a:graphicData uri="http://schemas.openxmlformats.org/drawingml/2006/picture">
+                <pic:pic xmlns:pic="http://schemas.openxmlformats.org/drawingml/2006/picture">
+                  <pic:nvPicPr>
+                    <pic:cNvPr id="1883504783" name="Picture 1" descr="A grey nightstand with two drawers&#10;&#10;Description automatically generated"/>
+                    <pic:cNvPicPr/>
+                  </pic:nvPicPr>
+                  <pic:blipFill>
+                    <a:blip r:embed="rId19"/>
+                    <a:stretch>
+                      <a:fillRect/>
+                    </a:stretch>
+                  </pic:blipFill>
+                  <pic:spPr>
+                    <a:xfrm>
+                      <a:off x="0" y="0"/>
+                      <a:ext cx="5943600" cy="4894580"/>
+                    </a:xfrm>
+                    <a:prstGeom prst="rect">
+                      <a:avLst/>
+                    </a:prstGeom>
+                  </pic:spPr>
+                </pic:pic>
+              </a:graphicData>
+            </a:graphic>
+          </wp:inline>
+        </w:drawing>
+      </w:r>
+    </w:p>
+    <w:p>
+      <w:pPr>
+        <w:spacing w:line="278" w:lineRule="auto"/>
+        <w:rPr>
+          <w:lang w:val="en-US"/>
+        </w:rPr>
+      </w:pPr>
+      <w:r>
+        <w:rPr>
+          <w:lang w:val="en-US"/>
+        </w:rPr>
+        <w:br w:type="page"/>
+      </w:r>
+    </w:p>
+    <w:p>
+      <w:pPr>
+        <w:pStyle w:val="Heading2"/>
+        <w:numPr>
+          <w:ilvl w:val="0"/>
+          <w:numId w:val="2"/>
+        </w:numPr>
+      </w:pPr>
+      <w:r>
+        <w:lastRenderedPageBreak/>
+        <w:t>Mini fridge</w:t>
+      </w:r>
+    </w:p>
+    <w:p>
+      <w:pPr>
+        <w:rPr>
+          <w:lang w:val="en-US"/>
+        </w:rPr>
+      </w:pPr>
+    </w:p>
+    <w:p>
+      <w:pPr>
+        <w:rPr>
+          <w:lang w:val="en-US"/>
+        </w:rPr>
+      </w:pPr>
+      <w:r>
+        <w:rPr>
+          <w:lang w:val="en-US"/>
+        </w:rPr>
+        <w:drawing>
+          <wp:inline distT="0" distB="0" distL="0" distR="0" wp14:anchorId="46D8C3E6" wp14:editId="6FB4FCEC">
+            <wp:extent cx="5943600" cy="2994025"/>
+            <wp:effectExtent l="0" t="0" r="0" b="0"/>
+            <wp:docPr id="948653508" name="Picture 1" descr="A grey box on a grey background&#10;&#10;Description automatically generated"/>
+            <wp:cNvGraphicFramePr>
+              <a:graphicFrameLocks xmlns:a="http://schemas.openxmlformats.org/drawingml/2006/main" noChangeAspect="1"/>
+            </wp:cNvGraphicFramePr>
+            <a:graphic xmlns:a="http://schemas.openxmlformats.org/drawingml/2006/main">
+              <a:graphicData uri="http://schemas.openxmlformats.org/drawingml/2006/picture">
+                <pic:pic xmlns:pic="http://schemas.openxmlformats.org/drawingml/2006/picture">
+                  <pic:nvPicPr>
+                    <pic:cNvPr id="948653508" name="Picture 1" descr="A grey box on a grey background&#10;&#10;Description automatically generated"/>
+                    <pic:cNvPicPr/>
+                  </pic:nvPicPr>
+                  <pic:blipFill>
+                    <a:blip r:embed="rId20"/>
+                    <a:stretch>
+                      <a:fillRect/>
+                    </a:stretch>
+                  </pic:blipFill>
+                  <pic:spPr>
+                    <a:xfrm>
+                      <a:off x="0" y="0"/>
+                      <a:ext cx="5943600" cy="2994025"/>
+                    </a:xfrm>
+                    <a:prstGeom prst="rect">
+                      <a:avLst/>
+                    </a:prstGeom>
+                  </pic:spPr>
+                </pic:pic>
+              </a:graphicData>
+            </a:graphic>
+          </wp:inline>
+        </w:drawing>
+      </w:r>
+    </w:p>
+    <w:p>
+      <w:pPr>
+        <w:spacing w:line="278" w:lineRule="auto"/>
+        <w:rPr>
+          <w:lang w:val="en-US"/>
+        </w:rPr>
+      </w:pPr>
+      <w:r>
+        <w:rPr>
+          <w:lang w:val="en-US"/>
+        </w:rPr>
+        <w:br w:type="page"/>
+      </w:r>
+    </w:p>
+    <w:p>
+      <w:pPr>
+        <w:rPr>
+          <w:lang w:val="en-US"/>
+        </w:rPr>
+      </w:pPr>
+      <w:r>
+        <w:rPr>
+          <w:lang w:val="en-US"/>
+        </w:rPr>
+        <w:lastRenderedPageBreak/>
+        <w:drawing>
+          <wp:inline distT="0" distB="0" distL="0" distR="0" wp14:anchorId="2D5A8E03" wp14:editId="15737D6C">
+            <wp:extent cx="5001323" cy="6001588"/>
+            <wp:effectExtent l="0" t="0" r="8890" b="0"/>
+            <wp:docPr id="557432863" name="Picture 1" descr="A grey rectangular object with lines in the middle&#10;&#10;Description automatically generated"/>
+            <wp:cNvGraphicFramePr>
+              <a:graphicFrameLocks xmlns:a="http://schemas.openxmlformats.org/drawingml/2006/main" noChangeAspect="1"/>
+            </wp:cNvGraphicFramePr>
+            <a:graphic xmlns:a="http://schemas.openxmlformats.org/drawingml/2006/main">
+              <a:graphicData uri="http://schemas.openxmlformats.org/drawingml/2006/picture">
+                <pic:pic xmlns:pic="http://schemas.openxmlformats.org/drawingml/2006/picture">
+                  <pic:nvPicPr>
+                    <pic:cNvPr id="557432863" name="Picture 1" descr="A grey rectangular object with lines in the middle&#10;&#10;Description automatically generated"/>
+                    <pic:cNvPicPr/>
+                  </pic:nvPicPr>
+                  <pic:blipFill>
+                    <a:blip r:embed="rId21"/>
+                    <a:stretch>
+                      <a:fillRect/>
+                    </a:stretch>
+                  </pic:blipFill>
+                  <pic:spPr>
+                    <a:xfrm>
+                      <a:off x="0" y="0"/>
+                      <a:ext cx="5001323" cy="6001588"/>
+                    </a:xfrm>
+                    <a:prstGeom prst="rect">
+                      <a:avLst/>
+                    </a:prstGeom>
+                  </pic:spPr>
+                </pic:pic>
+              </a:graphicData>
+            </a:graphic>
+          </wp:inline>
+        </w:drawing>
+      </w:r>
+    </w:p>
+    <w:p>
+      <w:pPr>
+        <w:spacing w:line="278" w:lineRule="auto"/>
+        <w:rPr>
+          <w:lang w:val="en-US"/>
+        </w:rPr>
+      </w:pPr>
+      <w:r>
+        <w:rPr>
+          <w:lang w:val="en-US"/>
+        </w:rPr>
+        <w:br w:type="page"/>
+      </w:r>
+    </w:p>
+    <w:p>
+      <w:pPr>
+        <w:rPr>
+          <w:lang w:val="en-US"/>
+        </w:rPr>
+      </w:pPr>
+      <w:r>
+        <w:rPr>
+          <w:lang w:val="en-US"/>
+        </w:rPr>
+        <w:lastRenderedPageBreak/>
+        <w:drawing>
+          <wp:inline distT="0" distB="0" distL="0" distR="0" wp14:anchorId="48E84F4D" wp14:editId="5856717B">
+            <wp:extent cx="4715533" cy="3534268"/>
+            <wp:effectExtent l="0" t="0" r="8890" b="9525"/>
+            <wp:docPr id="161070807" name="Picture 1" descr="A grey cube with a door&#10;&#10;Description automatically generated"/>
+            <wp:cNvGraphicFramePr>
+              <a:graphicFrameLocks xmlns:a="http://schemas.openxmlformats.org/drawingml/2006/main" noChangeAspect="1"/>
+            </wp:cNvGraphicFramePr>
+            <a:graphic xmlns:a="http://schemas.openxmlformats.org/drawingml/2006/main">
+              <a:graphicData uri="http://schemas.openxmlformats.org/drawingml/2006/picture">
+                <pic:pic xmlns:pic="http://schemas.openxmlformats.org/drawingml/2006/picture">
+                  <pic:nvPicPr>
+                    <pic:cNvPr id="161070807" name="Picture 1" descr="A grey cube with a door&#10;&#10;Description automatically generated"/>
+                    <pic:cNvPicPr/>
+                  </pic:nvPicPr>
+                  <pic:blipFill>
+                    <a:blip r:embed="rId22"/>
+                    <a:stretch>
+                      <a:fillRect/>
+                    </a:stretch>
+                  </pic:blipFill>
+                  <pic:spPr>
+                    <a:xfrm>
+                      <a:off x="0" y="0"/>
+                      <a:ext cx="4715533" cy="3534268"/>
+                    </a:xfrm>
+                    <a:prstGeom prst="rect">
+                      <a:avLst/>
+                    </a:prstGeom>
+                  </pic:spPr>
+                </pic:pic>
+              </a:graphicData>
+            </a:graphic>
+          </wp:inline>
+        </w:drawing>
+      </w:r>
+    </w:p>
+    <w:p>
+      <w:pPr>
+        <w:spacing w:line="278" w:lineRule="auto"/>
+        <w:rPr>
+          <w:lang w:val="en-US"/>
+        </w:rPr>
+      </w:pPr>
+      <w:r>
+        <w:rPr>
+          <w:lang w:val="en-US"/>
+        </w:rPr>
+        <w:br w:type="page"/>
+      </w:r>
+    </w:p>
+    <w:p>
+      <w:pPr>
+        <w:jc w:val="center"/>
+        <w:rPr>
+          <w:lang w:val="en-US"/>
+        </w:rPr>
+      </w:pPr>
+      <w:r>
+        <w:rPr>
+          <w:lang w:val="en-US"/>
+        </w:rPr>
+        <w:lastRenderedPageBreak/>
+        <w:drawing>
+          <wp:inline distT="0" distB="0" distL="0" distR="0" wp14:anchorId="17E29B05" wp14:editId="2FCDC114">
+            <wp:extent cx="4544059" cy="5868219"/>
+            <wp:effectExtent l="0" t="0" r="9525" b="0"/>
+            <wp:docPr id="1264784740" name="Picture 1" descr="A grey rectangular object with a white line&#10;&#10;Description automatically generated"/>
+            <wp:cNvGraphicFramePr>
+              <a:graphicFrameLocks xmlns:a="http://schemas.openxmlformats.org/drawingml/2006/main" noChangeAspect="1"/>
+            </wp:cNvGraphicFramePr>
+            <a:graphic xmlns:a="http://schemas.openxmlformats.org/drawingml/2006/main">
+              <a:graphicData uri="http://schemas.openxmlformats.org/drawingml/2006/picture">
+                <pic:pic xmlns:pic="http://schemas.openxmlformats.org/drawingml/2006/picture">
+                  <pic:nvPicPr>
+                    <pic:cNvPr id="1264784740" name="Picture 1" descr="A grey rectangular object with a white line&#10;&#10;Description automatically generated"/>
+                    <pic:cNvPicPr/>
+                  </pic:nvPicPr>
+                  <pic:blipFill>
+                    <a:blip r:embed="rId23"/>
+                    <a:stretch>
+                      <a:fillRect/>
+                    </a:stretch>
+                  </pic:blipFill>
+                  <pic:spPr>
+                    <a:xfrm>
+                      <a:off x="0" y="0"/>
+                      <a:ext cx="4544059" cy="5868219"/>
+                    </a:xfrm>
+                    <a:prstGeom prst="rect">
+                      <a:avLst/>
+                    </a:prstGeom>
+                  </pic:spPr>
+                </pic:pic>
+              </a:graphicData>
+            </a:graphic>
+          </wp:inline>
+        </w:drawing>
+      </w:r>
+    </w:p>
+    <w:p>
+      <w:pPr>
+        <w:spacing w:line="278" w:lineRule="auto"/>
+        <w:rPr>
+          <w:lang w:val="en-US"/>
+        </w:rPr>
+      </w:pPr>
+      <w:r>
+        <w:rPr>
+          <w:lang w:val="en-US"/>
+        </w:rPr>
+        <w:br w:type="page"/>
+      </w:r>
+    </w:p>
+    <w:p>
+      <w:pPr>
+        <w:pStyle w:val="Heading2"/>
+        <w:numPr>
+          <w:ilvl w:val="0"/>
+          <w:numId w:val="2"/>
+        </w:numPr>
+      </w:pPr>
+      <w:r>
+        <w:lastRenderedPageBreak/>
+        <w:t>Wardrobe</w:t>
+      </w:r>
+    </w:p>
+    <w:p>
+      <w:pPr>
+        <w:jc w:val="center"/>
+        <w:rPr>
+          <w:lang w:val="en-US"/>
+        </w:rPr>
+      </w:pPr>
+      <w:r>
+        <w:rPr>
+          <w:lang w:val="en-US"/>
+        </w:rPr>
+        <w:drawing>
+          <wp:inline distT="0" distB="0" distL="0" distR="0" wp14:anchorId="50B98010" wp14:editId="7772CF89">
+            <wp:extent cx="4305901" cy="4734586"/>
+            <wp:effectExtent l="0" t="0" r="0" b="8890"/>
+            <wp:docPr id="845610048" name="Picture 1"/>
+            <wp:cNvGraphicFramePr>
+              <a:graphicFrameLocks xmlns:a="http://schemas.openxmlformats.org/drawingml/2006/main" noChangeAspect="1"/>
+            </wp:cNvGraphicFramePr>
+            <a:graphic xmlns:a="http://schemas.openxmlformats.org/drawingml/2006/main">
+              <a:graphicData uri="http://schemas.openxmlformats.org/drawingml/2006/picture">
+                <pic:pic xmlns:pic="http://schemas.openxmlformats.org/drawingml/2006/picture">
+                  <pic:nvPicPr>
+                    <pic:cNvPr id="845610048" name=""/>
+                    <pic:cNvPicPr/>
+                  </pic:nvPicPr>
+                  <pic:blipFill>
+                    <a:blip r:embed="rId24"/>
+                    <a:stretch>
+                      <a:fillRect/>
+                    </a:stretch>
+                  </pic:blipFill>
+                  <pic:spPr>
+                    <a:xfrm>
+                      <a:off x="0" y="0"/>
+                      <a:ext cx="4305901" cy="4734586"/>
+                    </a:xfrm>
+                    <a:prstGeom prst="rect">
+                      <a:avLst/>
+                    </a:prstGeom>
+                  </pic:spPr>
+                </pic:pic>
+              </a:graphicData>
+            </a:graphic>
+          </wp:inline>
+        </w:drawing>
+      </w:r>
+    </w:p>
+    <w:p>
+      <w:pPr>
+        <w:spacing w:line="278" w:lineRule="auto"/>
+        <w:rPr>
+          <w:lang w:val="en-US"/>
+        </w:rPr>
+      </w:pPr>
+      <w:r>
+        <w:rPr>
+          <w:lang w:val="en-US"/>
+        </w:rPr>
+        <w:br w:type="page"/>
+      </w:r>
+    </w:p>
+    <w:p>
+      <w:pPr>
+        <w:rPr>
+          <w:lang w:val="en-US"/>
+        </w:rPr>
+      </w:pPr>
+      <w:r>
+        <w:rPr>
+          <w:lang w:val="en-US"/>
+        </w:rPr>
+        <w:lastRenderedPageBreak/>
+        <w:drawing>
+          <wp:inline distT="0" distB="0" distL="0" distR="0" wp14:anchorId="66304B9E" wp14:editId="23EFD321">
+            <wp:extent cx="5943600" cy="4061460"/>
+            <wp:effectExtent l="0" t="0" r="0" b="0"/>
+            <wp:docPr id="1076243347" name="Picture 1" descr="A white box with a black lid&#10;&#10;Description automatically generated with medium confidence"/>
+            <wp:cNvGraphicFramePr>
+              <a:graphicFrameLocks xmlns:a="http://schemas.openxmlformats.org/drawingml/2006/main" noChangeAspect="1"/>
+            </wp:cNvGraphicFramePr>
+            <a:graphic xmlns:a="http://schemas.openxmlformats.org/drawingml/2006/main">
+              <a:graphicData uri="http://schemas.openxmlformats.org/drawingml/2006/picture">
+                <pic:pic xmlns:pic="http://schemas.openxmlformats.org/drawingml/2006/picture">
+                  <pic:nvPicPr>
+                    <pic:cNvPr id="1076243347" name="Picture 1" descr="A white box with a black lid&#10;&#10;Description automatically generated with medium confidence"/>
+                    <pic:cNvPicPr/>
+                  </pic:nvPicPr>
+                  <pic:blipFill>
+                    <a:blip r:embed="rId25"/>
+                    <a:stretch>
+                      <a:fillRect/>
+                    </a:stretch>
+                  </pic:blipFill>
+                  <pic:spPr>
+                    <a:xfrm>
+                      <a:off x="0" y="0"/>
+                      <a:ext cx="5943600" cy="4061460"/>
+                    </a:xfrm>
+                    <a:prstGeom prst="rect">
+                      <a:avLst/>
+                    </a:prstGeom>
+                  </pic:spPr>
+                </pic:pic>
+              </a:graphicData>
+            </a:graphic>
+          </wp:inline>
+        </w:drawing>
+      </w:r>
+    </w:p>
+    <w:p>
+      <w:pPr>
+        <w:spacing w:line="278" w:lineRule="auto"/>
+        <w:rPr>
+          <w:lang w:val="en-US"/>
+        </w:rPr>
+      </w:pPr>
+      <w:r>
+        <w:rPr>
+          <w:lang w:val="en-US"/>
+        </w:rPr>
+        <w:br w:type="page"/>
+      </w:r>
+    </w:p>
+    <w:p>
+      <w:pPr>
+        <w:jc w:val="center"/>
+        <w:rPr>
+          <w:lang w:val="en-US"/>
+        </w:rPr>
+      </w:pPr>
+      <w:r>
+        <w:rPr>
+          <w:lang w:val="en-US"/>
+        </w:rPr>
+        <w:lastRenderedPageBreak/>
+        <w:drawing>
+          <wp:inline distT="0" distB="0" distL="0" distR="0" wp14:anchorId="7D1920A4" wp14:editId="2F4E24CE">
+            <wp:extent cx="3315163" cy="3362794"/>
+            <wp:effectExtent l="0" t="0" r="0" b="0"/>
+            <wp:docPr id="1819811782" name="Picture 1" descr="A grey object on a gray background&#10;&#10;Description automatically generated"/>
+            <wp:cNvGraphicFramePr>
+              <a:graphicFrameLocks xmlns:a="http://schemas.openxmlformats.org/drawingml/2006/main" noChangeAspect="1"/>
+            </wp:cNvGraphicFramePr>
+            <a:graphic xmlns:a="http://schemas.openxmlformats.org/drawingml/2006/main">
+              <a:graphicData uri="http://schemas.openxmlformats.org/drawingml/2006/picture">
+                <pic:pic xmlns:pic="http://schemas.openxmlformats.org/drawingml/2006/picture">
+                  <pic:nvPicPr>
+                    <pic:cNvPr id="1819811782" name="Picture 1" descr="A grey object on a gray background&#10;&#10;Description automatically generated"/>
+                    <pic:cNvPicPr/>
+                  </pic:nvPicPr>
+                  <pic:blipFill>
+                    <a:blip r:embed="rId26"/>
+                    <a:stretch>
+                      <a:fillRect/>
+                    </a:stretch>
+                  </pic:blipFill>
+                  <pic:spPr>
+                    <a:xfrm>
+                      <a:off x="0" y="0"/>
+                      <a:ext cx="3315163" cy="3362794"/>
+                    </a:xfrm>
+                    <a:prstGeom prst="rect">
+                      <a:avLst/>
+                    </a:prstGeom>
+                  </pic:spPr>
+                </pic:pic>
+              </a:graphicData>
+            </a:graphic>
+          </wp:inline>
+        </w:drawing>
+      </w:r>
+    </w:p>
+    <w:p>
+      <w:pPr>
+        <w:spacing w:line="278" w:lineRule="auto"/>
+        <w:rPr>
+          <w:lang w:val="en-US"/>
+        </w:rPr>
+      </w:pPr>
+      <w:r>
+        <w:rPr>
+          <w:lang w:val="en-US"/>
+        </w:rPr>
+        <w:br w:type="page"/>
+      </w:r>
+    </w:p>
+    <w:p>
+      <w:pPr>
+        <w:jc w:val="center"/>
+        <w:rPr>
+          <w:lang w:val="en-US"/>
+        </w:rPr>
+      </w:pPr>
+      <w:r>
+        <w:rPr>
+          <w:lang w:val="en-US"/>
+        </w:rPr>
+        <w:lastRenderedPageBreak/>
+        <w:drawing>
+          <wp:inline distT="0" distB="0" distL="0" distR="0" wp14:anchorId="470EDDE2" wp14:editId="27B00DCD">
+            <wp:extent cx="3705742" cy="3448531"/>
+            <wp:effectExtent l="0" t="0" r="9525" b="0"/>
+            <wp:docPr id="78051208" name="Picture 1" descr="A grey metal object with holes&#10;&#10;Description automatically generated"/>
+            <wp:cNvGraphicFramePr>
+              <a:graphicFrameLocks xmlns:a="http://schemas.openxmlformats.org/drawingml/2006/main" noChangeAspect="1"/>
+            </wp:cNvGraphicFramePr>
+            <a:graphic xmlns:a="http://schemas.openxmlformats.org/drawingml/2006/main">
+              <a:graphicData uri="http://schemas.openxmlformats.org/drawingml/2006/picture">
+                <pic:pic xmlns:pic="http://schemas.openxmlformats.org/drawingml/2006/picture">
+                  <pic:nvPicPr>
+                    <pic:cNvPr id="78051208" name="Picture 1" descr="A grey metal object with holes&#10;&#10;Description automatically generated"/>
+                    <pic:cNvPicPr/>
+                  </pic:nvPicPr>
+                  <pic:blipFill>
+                    <a:blip r:embed="rId27"/>
+                    <a:stretch>
+                      <a:fillRect/>
+                    </a:stretch>
+                  </pic:blipFill>
+                  <pic:spPr>
+                    <a:xfrm>
+                      <a:off x="0" y="0"/>
+                      <a:ext cx="3705742" cy="3448531"/>
+                    </a:xfrm>
+                    <a:prstGeom prst="rect">
+                      <a:avLst/>
+                    </a:prstGeom>
+                  </pic:spPr>
+                </pic:pic>
+              </a:graphicData>
+            </a:graphic>
+          </wp:inline>
+        </w:drawing>
+      </w:r>
+    </w:p>
+    <w:p>
+      <w:pPr>
+        <w:spacing w:line="278" w:lineRule="auto"/>
+        <w:rPr>
+          <w:lang w:val="en-US"/>
+        </w:rPr>
+      </w:pPr>
+      <w:r>
+        <w:rPr>
+          <w:lang w:val="en-US"/>
+        </w:rPr>
+        <w:br w:type="page"/>
+      </w:r>
+    </w:p>
+    <w:p>
+      <w:pPr>
+        <w:pStyle w:val="Heading2"/>
+        <w:numPr>
+          <w:ilvl w:val="0"/>
+          <w:numId w:val="2"/>
+        </w:numPr>
+      </w:pPr>
+      <w:r>
+        <w:lastRenderedPageBreak/>
+        <w:t>Bar Chair</w:t>
+      </w:r>
+    </w:p>
+    <w:p>
+      <w:pPr>
+        <w:rPr>
+          <w:lang w:val="en-US"/>
+        </w:rPr>
+      </w:pPr>
+    </w:p>
+    <w:p>
+      <w:pPr>
+        <w:jc w:val="center"/>
+        <w:rPr>
+          <w:lang w:val="en-US"/>
+        </w:rPr>
+      </w:pPr>
+      <w:r>
+        <w:rPr>
+          <w:lang w:val="en-US"/>
+        </w:rPr>
+        <w:drawing>
+          <wp:inline distT="0" distB="0" distL="0" distR="0" wp14:anchorId="09C8588C" wp14:editId="77371526">
+            <wp:extent cx="3983603" cy="3510664"/>
+            <wp:effectExtent l="0" t="0" r="0" b="0"/>
+            <wp:docPr id="242166787" name="Picture 1" descr="A grey rectangular object on a gray background&#10;&#10;Description automatically generated"/>
+            <wp:cNvGraphicFramePr>
+              <a:graphicFrameLocks xmlns:a="http://schemas.openxmlformats.org/drawingml/2006/main" noChangeAspect="1"/>
+            </wp:cNvGraphicFramePr>
+            <a:graphic xmlns:a="http://schemas.openxmlformats.org/drawingml/2006/main">
+              <a:graphicData uri="http://schemas.openxmlformats.org/drawingml/2006/picture">
+                <pic:pic xmlns:pic="http://schemas.openxmlformats.org/drawingml/2006/picture">
+                  <pic:nvPicPr>
+                    <pic:cNvPr id="242166787" name="Picture 1" descr="A grey rectangular object on a gray background&#10;&#10;Description automatically generated"/>
+                    <pic:cNvPicPr/>
+                  </pic:nvPicPr>
+                  <pic:blipFill>
+                    <a:blip r:embed="rId28"/>
+                    <a:stretch>
+                      <a:fillRect/>
+                    </a:stretch>
+                  </pic:blipFill>
+                  <pic:spPr>
+                    <a:xfrm>
+                      <a:off x="0" y="0"/>
+                      <a:ext cx="3986283" cy="3513026"/>
+                    </a:xfrm>
+                    <a:prstGeom prst="rect">
+                      <a:avLst/>
+                    </a:prstGeom>
+                  </pic:spPr>
+                </pic:pic>
+              </a:graphicData>
+            </a:graphic>
+          </wp:inline>
+        </w:drawing>
+      </w:r>
+    </w:p>
+    <w:p>
+      <w:pPr>
+        <w:spacing w:line="278" w:lineRule="auto"/>
+        <w:rPr>
+          <w:lang w:val="en-US"/>
+        </w:rPr>
+      </w:pPr>
+      <w:r>
+        <w:rPr>
+          <w:lang w:val="en-US"/>
+        </w:rPr>
+        <w:br w:type="page"/>
+      </w:r>
+    </w:p>
+    <w:p>
+      <w:pPr>
+        <w:jc w:val="center"/>
+        <w:rPr>
+          <w:lang w:val="en-US"/>
+        </w:rPr>
+      </w:pPr>
+      <w:r>
+        <w:rPr>
+          <w:lang w:val="en-US"/>
+        </w:rPr>
+        <w:lastRenderedPageBreak/>
+        <w:drawing>
+          <wp:inline distT="0" distB="0" distL="0" distR="0" wp14:anchorId="3BAD9402" wp14:editId="4D20FBC9">
+            <wp:extent cx="4191585" cy="2372056"/>
+            <wp:effectExtent l="0" t="0" r="0" b="9525"/>
+            <wp:docPr id="1656123105" name="Picture 1" descr="A grey rectangular object with a black background&#10;&#10;Description automatically generated"/>
+            <wp:cNvGraphicFramePr>
+              <a:graphicFrameLocks xmlns:a="http://schemas.openxmlformats.org/drawingml/2006/main" noChangeAspect="1"/>
+            </wp:cNvGraphicFramePr>
+            <a:graphic xmlns:a="http://schemas.openxmlformats.org/drawingml/2006/main">
+              <a:graphicData uri="http://schemas.openxmlformats.org/drawingml/2006/picture">
+                <pic:pic xmlns:pic="http://schemas.openxmlformats.org/drawingml/2006/picture">
+                  <pic:nvPicPr>
+                    <pic:cNvPr id="1656123105" name="Picture 1" descr="A grey rectangular object with a black background&#10;&#10;Description automatically generated"/>
+                    <pic:cNvPicPr/>
+                  </pic:nvPicPr>
+                  <pic:blipFill>
+                    <a:blip r:embed="rId29"/>
+                    <a:stretch>
+                      <a:fillRect/>
+                    </a:stretch>
+                  </pic:blipFill>
+                  <pic:spPr>
+                    <a:xfrm>
+                      <a:off x="0" y="0"/>
+                      <a:ext cx="4191585" cy="2372056"/>
+                    </a:xfrm>
+                    <a:prstGeom prst="rect">
+                      <a:avLst/>
+                    </a:prstGeom>
+                  </pic:spPr>
+                </pic:pic>
+              </a:graphicData>
+            </a:graphic>
+          </wp:inline>
+        </w:drawing>
+      </w:r>
+    </w:p>
+    <w:p>
+      <w:pPr>
+        <w:rPr>
+          <w:lang w:val="en-US"/>
+        </w:rPr>
+      </w:pPr>
+    </w:p>
+    <w:p>
+      <w:pPr>
+        <w:rPr>
+          <w:lang w:val="en-US"/>
+        </w:rPr>
+      </w:pPr>
+    </w:p>
+    <w:p>
+      <w:pPr>
+        <w:rPr>
+          <w:lang w:val="en-US"/>
+        </w:rPr>
+      </w:pPr>
+    </w:p>
+    <w:p>
+      <w:pPr>
+        <w:rPr>
+          <w:lang w:val="en-US"/>
+        </w:rPr>
+      </w:pPr>
+    </w:p>
+    <w:p>
+      <w:pPr>
+        <w:rPr>
+          <w:lang w:val="en-US"/>
+        </w:rPr>
+      </w:pPr>
+      <w:r>
+        <w:rPr>
+          <w:lang w:val="en-US"/>
+        </w:rPr>
+        <w:drawing>
+          <wp:inline distT="0" distB="0" distL="0" distR="0" wp14:anchorId="6C184530" wp14:editId="49CA5229">
+            <wp:extent cx="3324689" cy="3524742"/>
+            <wp:effectExtent l="0" t="0" r="9525" b="0"/>
+            <wp:docPr id="358499821" name="Picture 1" descr="A grey rectangular object on a gray background&#10;&#10;Description automatically generated"/>
+            <wp:cNvGraphicFramePr>
+              <a:graphicFrameLocks xmlns:a="http://schemas.openxmlformats.org/drawingml/2006/main" noChangeAspect="1"/>
+            </wp:cNvGraphicFramePr>
+            <a:graphic xmlns:a="http://schemas.openxmlformats.org/drawingml/2006/main">
+              <a:graphicData uri="http://schemas.openxmlformats.org/drawingml/2006/picture">
+                <pic:pic xmlns:pic="http://schemas.openxmlformats.org/drawingml/2006/picture">
+                  <pic:nvPicPr>
+                    <pic:cNvPr id="358499821" name="Picture 1" descr="A grey rectangular object on a gray background&#10;&#10;Description automatically generated"/>
+                    <pic:cNvPicPr/>
+                  </pic:nvPicPr>
+                  <pic:blipFill>
+                    <a:blip r:embed="rId30"/>
+                    <a:stretch>
+                      <a:fillRect/>
+                    </a:stretch>
+                  </pic:blipFill>
+                  <pic:spPr>
+                    <a:xfrm>
+                      <a:off x="0" y="0"/>
+                      <a:ext cx="3324689" cy="3524742"/>
+                    </a:xfrm>
+                    <a:prstGeom prst="rect">
+                      <a:avLst/>
+                    </a:prstGeom>
+                  </pic:spPr>
+                </pic:pic>
+              </a:graphicData>
+            </a:graphic>
+          </wp:inline>
+        </w:drawing>
+      </w:r>
+    </w:p>
+    <w:p>
+      <w:pPr>
+        <w:spacing w:line="278" w:lineRule="auto"/>
+        <w:rPr>
+          <w:lang w:val="en-US"/>
+        </w:rPr>
+      </w:pPr>
+      <w:r>
+        <w:rPr>
+          <w:lang w:val="en-US"/>
+        </w:rPr>
+        <w:br w:type="page"/>
+      </w:r>
+    </w:p>
+    <w:p>
+      <w:pPr>
+        <w:jc w:val="center"/>
+        <w:rPr>
+          <w:lang w:val="en-US"/>
+        </w:rPr>
+      </w:pPr>
+      <w:r>
+        <w:rPr>
+          <w:lang w:val="en-US"/>
+        </w:rPr>
+        <w:lastRenderedPageBreak/>
+        <w:drawing>
+          <wp:inline distT="0" distB="0" distL="0" distR="0" wp14:anchorId="5BA3955C" wp14:editId="5F7E3C86">
+            <wp:extent cx="3400900" cy="3677163"/>
+            <wp:effectExtent l="0" t="0" r="9525" b="0"/>
+            <wp:docPr id="1369082092" name="Picture 1" descr="A grey object with three lines&#10;&#10;Description automatically generated with medium confidence"/>
+            <wp:cNvGraphicFramePr>
+              <a:graphicFrameLocks xmlns:a="http://schemas.openxmlformats.org/drawingml/2006/main" noChangeAspect="1"/>
+            </wp:cNvGraphicFramePr>
+            <a:graphic xmlns:a="http://schemas.openxmlformats.org/drawingml/2006/main">
+              <a:graphicData uri="http://schemas.openxmlformats.org/drawingml/2006/picture">
+                <pic:pic xmlns:pic="http://schemas.openxmlformats.org/drawingml/2006/picture">
+                  <pic:nvPicPr>
+                    <pic:cNvPr id="1369082092" name="Picture 1" descr="A grey object with three lines&#10;&#10;Description automatically generated with medium confidence"/>
+                    <pic:cNvPicPr/>
+                  </pic:nvPicPr>
+                  <pic:blipFill>
+                    <a:blip r:embed="rId31"/>
+                    <a:stretch>
+                      <a:fillRect/>
+                    </a:stretch>
+                  </pic:blipFill>
+                  <pic:spPr>
+                    <a:xfrm>
+                      <a:off x="0" y="0"/>
+                      <a:ext cx="3400900" cy="3677163"/>
+                    </a:xfrm>
+                    <a:prstGeom prst="rect">
+                      <a:avLst/>
+                    </a:prstGeom>
+                  </pic:spPr>
+                </pic:pic>
+              </a:graphicData>
+            </a:graphic>
+          </wp:inline>
+        </w:drawing>
+      </w:r>
+    </w:p>
+    <w:p>
+      <w:pPr>
+        <w:jc w:val="center"/>
+        <w:rPr>
+          <w:lang w:val="en-US"/>
+        </w:rPr>
+      </w:pPr>
+    </w:p>
+    <w:p>
+      <w:pPr>
+        <w:rPr>
+          <w:lang w:val="en-US"/>
+        </w:rPr>
+      </w:pPr>
+    </w:p>
+    <w:p>
+      <w:pPr>
+        <w:rPr>
+          <w:lang w:val="en-US"/>
+        </w:rPr>
+      </w:pPr>
+    </w:p>
+    <w:p>
+      <w:pPr>
+        <w:jc w:val="center"/>
+        <w:rPr>
+          <w:lang w:val="en-US"/>
+        </w:rPr>
+      </w:pPr>
+      <w:r>
+        <w:rPr>
+          <w:lang w:val="en-US"/>
+        </w:rPr>
+        <w:drawing>
+          <wp:inline distT="0" distB="0" distL="0" distR="0" wp14:anchorId="4D7D9A0A" wp14:editId="6547F286">
+            <wp:extent cx="3134162" cy="3067478"/>
+            <wp:effectExtent l="0" t="0" r="9525" b="0"/>
+            <wp:docPr id="636455094" name="Picture 1" descr="A grey object with a black background&#10;&#10;Description automatically generated with medium confidence"/>
+            <wp:cNvGraphicFramePr>
+              <a:graphicFrameLocks xmlns:a="http://schemas.openxmlformats.org/drawingml/2006/main" noChangeAspect="1"/>
+            </wp:cNvGraphicFramePr>
+            <a:graphic xmlns:a="http://schemas.openxmlformats.org/drawingml/2006/main">
+              <a:graphicData uri="http://schemas.openxmlformats.org/drawingml/2006/picture">
+                <pic:pic xmlns:pic="http://schemas.openxmlformats.org/drawingml/2006/picture">
+                  <pic:nvPicPr>
+                    <pic:cNvPr id="636455094" name="Picture 1" descr="A grey object with a black background&#10;&#10;Description automatically generated with medium confidence"/>
+                    <pic:cNvPicPr/>
+                  </pic:nvPicPr>
+                  <pic:blipFill>
+                    <a:blip r:embed="rId32"/>
+                    <a:stretch>
+                      <a:fillRect/>
+                    </a:stretch>
+                  </pic:blipFill>
+                  <pic:spPr>
+                    <a:xfrm>
+                      <a:off x="0" y="0"/>
+                      <a:ext cx="3134162" cy="3067478"/>
+                    </a:xfrm>
+                    <a:prstGeom prst="rect">
+                      <a:avLst/>
+                    </a:prstGeom>
+                  </pic:spPr>
+                </pic:pic>
+              </a:graphicData>
+            </a:graphic>
+          </wp:inline>
+        </w:drawing>
+      </w:r>
+    </w:p>
+    <w:p>
+      <w:pPr>
+        <w:spacing w:line="278" w:lineRule="auto"/>
+        <w:rPr>
+          <w:lang w:val="en-US"/>
+        </w:rPr>
+      </w:pPr>
+      <w:r>
+        <w:rPr>
+          <w:lang w:val="en-US"/>
+        </w:rPr>
+        <w:br w:type="page"/>
+      </w:r>
+    </w:p>
+    <w:p>
+      <w:pPr>
+        <w:rPr>
+          <w:lang w:val="en-US"/>
+        </w:rPr>
+      </w:pPr>
+      <w:r>
+        <w:rPr>
+          <w:lang w:val="en-US"/>
+        </w:rPr>
+        <w:lastRenderedPageBreak/>
+        <w:drawing>
+          <wp:inline distT="0" distB="0" distL="0" distR="0" wp14:anchorId="702AE0E6" wp14:editId="56D1FDC8">
+            <wp:extent cx="4867954" cy="3419952"/>
+            <wp:effectExtent l="0" t="0" r="8890" b="9525"/>
+            <wp:docPr id="610677567" name="Picture 1" descr="A 3d model of a table&#10;&#10;Description automatically generated"/>
+            <wp:cNvGraphicFramePr>
+              <a:graphicFrameLocks xmlns:a="http://schemas.openxmlformats.org/drawingml/2006/main" noChangeAspect="1"/>
+            </wp:cNvGraphicFramePr>
+            <a:graphic xmlns:a="http://schemas.openxmlformats.org/drawingml/2006/main">
+              <a:graphicData uri="http://schemas.openxmlformats.org/drawingml/2006/picture">
+                <pic:pic xmlns:pic="http://schemas.openxmlformats.org/drawingml/2006/picture">
+                  <pic:nvPicPr>
+                    <pic:cNvPr id="610677567" name="Picture 1" descr="A 3d model of a table&#10;&#10;Description automatically generated"/>
+                    <pic:cNvPicPr/>
+                  </pic:nvPicPr>
+                  <pic:blipFill>
+                    <a:blip r:embed="rId33"/>
+                    <a:stretch>
+                      <a:fillRect/>
+                    </a:stretch>
+                  </pic:blipFill>
+                  <pic:spPr>
+                    <a:xfrm>
+                      <a:off x="0" y="0"/>
+                      <a:ext cx="4867954" cy="3419952"/>
+                    </a:xfrm>
+                    <a:prstGeom prst="rect">
+                      <a:avLst/>
+                    </a:prstGeom>
+                  </pic:spPr>
+                </pic:pic>
+              </a:graphicData>
+            </a:graphic>
+          </wp:inline>
+        </w:drawing>
+      </w:r>
+    </w:p>
+    <w:p>
+      <w:pPr>
+        <w:spacing w:line="278" w:lineRule="auto"/>
+        <w:rPr>
+          <w:lang w:val="en-US"/>
+        </w:rPr>
+      </w:pPr>
+      <w:r>
+        <w:rPr>
+          <w:lang w:val="en-US"/>
+        </w:rPr>
+        <w:br w:type="page"/>
+      </w:r>
+    </w:p>
+    <w:p>
+      <w:pPr>
+        <w:rPr>
+          <w:lang w:val="en-US"/>
+        </w:rPr>
+      </w:pPr>
+    </w:p>
+    <w:p>
+      <w:pPr>
+        <w:jc w:val="center"/>
+        <w:rPr>
+          <w:lang w:val="en-US"/>
+        </w:rPr>
+      </w:pPr>
+      <w:r>
+        <w:rPr>
+          <w:lang w:val="en-US"/>
+        </w:rPr>
+        <w:drawing>
+          <wp:inline distT="0" distB="0" distL="0" distR="0" wp14:anchorId="5CEEA78F" wp14:editId="38BA622E">
+            <wp:extent cx="3654091" cy="3745064"/>
+            <wp:effectExtent l="0" t="0" r="3810" b="8255"/>
+            <wp:docPr id="1458656511" name="Picture 1" descr="A grey chair on a tile floor&#10;&#10;Description automatically generated"/>
+            <wp:cNvGraphicFramePr>
+              <a:graphicFrameLocks xmlns:a="http://schemas.openxmlformats.org/drawingml/2006/main" noChangeAspect="1"/>
+            </wp:cNvGraphicFramePr>
+            <a:graphic xmlns:a="http://schemas.openxmlformats.org/drawingml/2006/main">
+              <a:graphicData uri="http://schemas.openxmlformats.org/drawingml/2006/picture">
+                <pic:pic xmlns:pic="http://schemas.openxmlformats.org/drawingml/2006/picture">
+                  <pic:nvPicPr>
+                    <pic:cNvPr id="1458656511" name="Picture 1" descr="A grey chair on a tile floor&#10;&#10;Description automatically generated"/>
+                    <pic:cNvPicPr/>
+                  </pic:nvPicPr>
+                  <pic:blipFill>
+                    <a:blip r:embed="rId34"/>
+                    <a:stretch>
+                      <a:fillRect/>
+                    </a:stretch>
+                  </pic:blipFill>
+                  <pic:spPr>
+                    <a:xfrm>
+                      <a:off x="0" y="0"/>
+                      <a:ext cx="3656757" cy="3747796"/>
+                    </a:xfrm>
+                    <a:prstGeom prst="rect">
+                      <a:avLst/>
+                    </a:prstGeom>
+                  </pic:spPr>
+                </pic:pic>
+              </a:graphicData>
+            </a:graphic>
+          </wp:inline>
+        </w:drawing>
+      </w:r>
+    </w:p>
     <w:sectPr>
       <w:pgSz w:w="12240" w:h="15840"/>
       <w:pgMar w:top="1440" w:right="1440" w:bottom="1440" w:left="1440" w:header="720" w:footer="720" w:gutter="0"/>
@@ -451,7 +2359,7 @@
   <w:abstractNum w:abstractNumId="1" w15:restartNumberingAfterBreak="0">
     <w:nsid w:val="589C1213"/>
     <w:multiLevelType w:val="hybridMultilevel"/>
-    <w:tmpl w:val="3B5CCAB6"/>
+    <w:tmpl w:val="A0B4C4C4"/>
     <w:lvl w:ilvl="0" w:tplc="04090001">
       <w:start w:val="1"/>
       <w:numFmt w:val="bullet"/>
@@ -1187,7 +3095,6 @@
   <w:style w:type="character" w:default="1" w:styleId="DefaultParagraphFont">
     <w:name w:val="Default Paragraph Font"/>
     <w:uiPriority w:val="1"/>
-    <w:semiHidden/>
     <w:unhideWhenUsed/>
   </w:style>
   <w:style w:type="table" w:default="1" w:styleId="TableNormal">

--- a/Report/ANupam Document.docx
+++ b/Report/ANupam Document.docx
@@ -90,11 +90,9 @@
       <w:pPr>
         <w:pStyle w:val="Heading2"/>
       </w:pPr>
-      <w:proofErr w:type="spellStart"/>
       <w:r>
         <w:t>Moodboard</w:t>
       </w:r>
-      <w:proofErr w:type="spellEnd"/>
     </w:p>
     <w:p>
       <w:pPr>
@@ -2258,6 +2256,670 @@
         </w:drawing>
       </w:r>
     </w:p>
+    <w:p>
+      <w:pPr>
+        <w:spacing w:line="278" w:lineRule="auto"/>
+        <w:rPr>
+          <w:lang w:val="en-US"/>
+        </w:rPr>
+      </w:pPr>
+      <w:r>
+        <w:rPr>
+          <w:lang w:val="en-US"/>
+        </w:rPr>
+        <w:br w:type="page"/>
+      </w:r>
+    </w:p>
+    <w:p>
+      <w:pPr>
+        <w:pStyle w:val="Heading2"/>
+        <w:numPr>
+          <w:ilvl w:val="0"/>
+          <w:numId w:val="2"/>
+        </w:numPr>
+      </w:pPr>
+      <w:r>
+        <w:lastRenderedPageBreak/>
+        <w:t>Table</w:t>
+      </w:r>
+    </w:p>
+    <w:p>
+      <w:pPr>
+        <w:rPr>
+          <w:lang w:val="en-US"/>
+        </w:rPr>
+      </w:pPr>
+      <w:r>
+        <w:rPr>
+          <w:lang w:val="en-US"/>
+        </w:rPr>
+        <w:drawing>
+          <wp:inline distT="0" distB="0" distL="0" distR="0" wp14:anchorId="4ABFD1C4" wp14:editId="524B38E1">
+            <wp:extent cx="5943600" cy="3339465"/>
+            <wp:effectExtent l="0" t="0" r="0" b="0"/>
+            <wp:docPr id="1359813772" name="Picture 1" descr="A black rectangular object on a grid&#10;&#10;Description automatically generated"/>
+            <wp:cNvGraphicFramePr>
+              <a:graphicFrameLocks xmlns:a="http://schemas.openxmlformats.org/drawingml/2006/main" noChangeAspect="1"/>
+            </wp:cNvGraphicFramePr>
+            <a:graphic xmlns:a="http://schemas.openxmlformats.org/drawingml/2006/main">
+              <a:graphicData uri="http://schemas.openxmlformats.org/drawingml/2006/picture">
+                <pic:pic xmlns:pic="http://schemas.openxmlformats.org/drawingml/2006/picture">
+                  <pic:nvPicPr>
+                    <pic:cNvPr id="1359813772" name="Picture 1" descr="A black rectangular object on a grid&#10;&#10;Description automatically generated"/>
+                    <pic:cNvPicPr/>
+                  </pic:nvPicPr>
+                  <pic:blipFill>
+                    <a:blip r:embed="rId35"/>
+                    <a:stretch>
+                      <a:fillRect/>
+                    </a:stretch>
+                  </pic:blipFill>
+                  <pic:spPr>
+                    <a:xfrm>
+                      <a:off x="0" y="0"/>
+                      <a:ext cx="5943600" cy="3339465"/>
+                    </a:xfrm>
+                    <a:prstGeom prst="rect">
+                      <a:avLst/>
+                    </a:prstGeom>
+                  </pic:spPr>
+                </pic:pic>
+              </a:graphicData>
+            </a:graphic>
+          </wp:inline>
+        </w:drawing>
+      </w:r>
+    </w:p>
+    <w:p>
+      <w:pPr>
+        <w:rPr>
+          <w:lang w:val="en-US"/>
+        </w:rPr>
+      </w:pPr>
+    </w:p>
+    <w:p>
+      <w:pPr>
+        <w:rPr>
+          <w:lang w:val="en-US"/>
+        </w:rPr>
+      </w:pPr>
+    </w:p>
+    <w:p>
+      <w:pPr>
+        <w:spacing w:line="278" w:lineRule="auto"/>
+        <w:rPr>
+          <w:lang w:val="en-US"/>
+        </w:rPr>
+      </w:pPr>
+      <w:r>
+        <w:rPr>
+          <w:lang w:val="en-US"/>
+        </w:rPr>
+        <w:br w:type="page"/>
+      </w:r>
+    </w:p>
+    <w:p>
+      <w:pPr>
+        <w:rPr>
+          <w:lang w:val="en-US"/>
+        </w:rPr>
+      </w:pPr>
+      <w:r>
+        <w:rPr>
+          <w:lang w:val="en-US"/>
+        </w:rPr>
+        <w:lastRenderedPageBreak/>
+        <w:drawing>
+          <wp:inline distT="0" distB="0" distL="0" distR="0" wp14:anchorId="69566479" wp14:editId="6C45E6F4">
+            <wp:extent cx="5943600" cy="3134995"/>
+            <wp:effectExtent l="0" t="0" r="0" b="8255"/>
+            <wp:docPr id="526681657" name="Picture 1" descr="A black square object on a grid&#10;&#10;Description automatically generated"/>
+            <wp:cNvGraphicFramePr>
+              <a:graphicFrameLocks xmlns:a="http://schemas.openxmlformats.org/drawingml/2006/main" noChangeAspect="1"/>
+            </wp:cNvGraphicFramePr>
+            <a:graphic xmlns:a="http://schemas.openxmlformats.org/drawingml/2006/main">
+              <a:graphicData uri="http://schemas.openxmlformats.org/drawingml/2006/picture">
+                <pic:pic xmlns:pic="http://schemas.openxmlformats.org/drawingml/2006/picture">
+                  <pic:nvPicPr>
+                    <pic:cNvPr id="526681657" name="Picture 1" descr="A black square object on a grid&#10;&#10;Description automatically generated"/>
+                    <pic:cNvPicPr/>
+                  </pic:nvPicPr>
+                  <pic:blipFill>
+                    <a:blip r:embed="rId36"/>
+                    <a:stretch>
+                      <a:fillRect/>
+                    </a:stretch>
+                  </pic:blipFill>
+                  <pic:spPr>
+                    <a:xfrm>
+                      <a:off x="0" y="0"/>
+                      <a:ext cx="5943600" cy="3134995"/>
+                    </a:xfrm>
+                    <a:prstGeom prst="rect">
+                      <a:avLst/>
+                    </a:prstGeom>
+                  </pic:spPr>
+                </pic:pic>
+              </a:graphicData>
+            </a:graphic>
+          </wp:inline>
+        </w:drawing>
+      </w:r>
+    </w:p>
+    <w:p>
+      <w:pPr>
+        <w:spacing w:line="278" w:lineRule="auto"/>
+        <w:rPr>
+          <w:lang w:val="en-US"/>
+        </w:rPr>
+      </w:pPr>
+      <w:r>
+        <w:rPr>
+          <w:lang w:val="en-US"/>
+        </w:rPr>
+        <w:br w:type="page"/>
+      </w:r>
+    </w:p>
+    <w:p>
+      <w:pPr>
+        <w:rPr>
+          <w:lang w:val="en-US"/>
+        </w:rPr>
+      </w:pPr>
+      <w:r>
+        <w:rPr>
+          <w:lang w:val="en-US"/>
+        </w:rPr>
+        <w:lastRenderedPageBreak/>
+        <w:drawing>
+          <wp:inline distT="0" distB="0" distL="0" distR="0" wp14:anchorId="7DB42454" wp14:editId="2FA80B2D">
+            <wp:extent cx="5943600" cy="4000500"/>
+            <wp:effectExtent l="0" t="0" r="0" b="0"/>
+            <wp:docPr id="1285961523" name="Picture 1" descr="A black desk with drawers&#10;&#10;Description automatically generated"/>
+            <wp:cNvGraphicFramePr>
+              <a:graphicFrameLocks xmlns:a="http://schemas.openxmlformats.org/drawingml/2006/main" noChangeAspect="1"/>
+            </wp:cNvGraphicFramePr>
+            <a:graphic xmlns:a="http://schemas.openxmlformats.org/drawingml/2006/main">
+              <a:graphicData uri="http://schemas.openxmlformats.org/drawingml/2006/picture">
+                <pic:pic xmlns:pic="http://schemas.openxmlformats.org/drawingml/2006/picture">
+                  <pic:nvPicPr>
+                    <pic:cNvPr id="1285961523" name="Picture 1" descr="A black desk with drawers&#10;&#10;Description automatically generated"/>
+                    <pic:cNvPicPr/>
+                  </pic:nvPicPr>
+                  <pic:blipFill>
+                    <a:blip r:embed="rId37"/>
+                    <a:stretch>
+                      <a:fillRect/>
+                    </a:stretch>
+                  </pic:blipFill>
+                  <pic:spPr>
+                    <a:xfrm>
+                      <a:off x="0" y="0"/>
+                      <a:ext cx="5943600" cy="4000500"/>
+                    </a:xfrm>
+                    <a:prstGeom prst="rect">
+                      <a:avLst/>
+                    </a:prstGeom>
+                  </pic:spPr>
+                </pic:pic>
+              </a:graphicData>
+            </a:graphic>
+          </wp:inline>
+        </w:drawing>
+      </w:r>
+    </w:p>
+    <w:p>
+      <w:pPr>
+        <w:spacing w:line="278" w:lineRule="auto"/>
+        <w:rPr>
+          <w:lang w:val="en-US"/>
+        </w:rPr>
+      </w:pPr>
+      <w:r>
+        <w:rPr>
+          <w:lang w:val="en-US"/>
+        </w:rPr>
+        <w:br w:type="page"/>
+      </w:r>
+    </w:p>
+    <w:p>
+      <w:pPr>
+        <w:rPr>
+          <w:lang w:val="en-US"/>
+        </w:rPr>
+      </w:pPr>
+      <w:r>
+        <w:rPr>
+          <w:lang w:val="en-US"/>
+        </w:rPr>
+        <w:lastRenderedPageBreak/>
+        <w:drawing>
+          <wp:inline distT="0" distB="0" distL="0" distR="0" wp14:anchorId="56BC83EE" wp14:editId="5451DE16">
+            <wp:extent cx="5943600" cy="3169285"/>
+            <wp:effectExtent l="0" t="0" r="0" b="0"/>
+            <wp:docPr id="655151965" name="Picture 1" descr="A computer desk with buttons&#10;&#10;Description automatically generated"/>
+            <wp:cNvGraphicFramePr>
+              <a:graphicFrameLocks xmlns:a="http://schemas.openxmlformats.org/drawingml/2006/main" noChangeAspect="1"/>
+            </wp:cNvGraphicFramePr>
+            <a:graphic xmlns:a="http://schemas.openxmlformats.org/drawingml/2006/main">
+              <a:graphicData uri="http://schemas.openxmlformats.org/drawingml/2006/picture">
+                <pic:pic xmlns:pic="http://schemas.openxmlformats.org/drawingml/2006/picture">
+                  <pic:nvPicPr>
+                    <pic:cNvPr id="655151965" name="Picture 1" descr="A computer desk with buttons&#10;&#10;Description automatically generated"/>
+                    <pic:cNvPicPr/>
+                  </pic:nvPicPr>
+                  <pic:blipFill>
+                    <a:blip r:embed="rId38"/>
+                    <a:stretch>
+                      <a:fillRect/>
+                    </a:stretch>
+                  </pic:blipFill>
+                  <pic:spPr>
+                    <a:xfrm>
+                      <a:off x="0" y="0"/>
+                      <a:ext cx="5943600" cy="3169285"/>
+                    </a:xfrm>
+                    <a:prstGeom prst="rect">
+                      <a:avLst/>
+                    </a:prstGeom>
+                  </pic:spPr>
+                </pic:pic>
+              </a:graphicData>
+            </a:graphic>
+          </wp:inline>
+        </w:drawing>
+      </w:r>
+    </w:p>
+    <w:p>
+      <w:pPr>
+        <w:spacing w:line="278" w:lineRule="auto"/>
+        <w:rPr>
+          <w:lang w:val="en-US"/>
+        </w:rPr>
+      </w:pPr>
+      <w:r>
+        <w:rPr>
+          <w:lang w:val="en-US"/>
+        </w:rPr>
+        <w:br w:type="page"/>
+      </w:r>
+    </w:p>
+    <w:p>
+      <w:pPr>
+        <w:pStyle w:val="Heading2"/>
+        <w:numPr>
+          <w:ilvl w:val="0"/>
+          <w:numId w:val="2"/>
+        </w:numPr>
+      </w:pPr>
+      <w:r>
+        <w:lastRenderedPageBreak/>
+        <w:t>Barrel</w:t>
+      </w:r>
+    </w:p>
+    <w:p>
+      <w:pPr>
+        <w:jc w:val="center"/>
+        <w:rPr>
+          <w:lang w:val="en-US"/>
+        </w:rPr>
+      </w:pPr>
+      <w:r>
+        <w:rPr>
+          <w:lang w:val="en-US"/>
+        </w:rPr>
+        <w:drawing>
+          <wp:inline distT="0" distB="0" distL="0" distR="0" wp14:anchorId="58113DA1" wp14:editId="59EDBFE4">
+            <wp:extent cx="4496427" cy="3305636"/>
+            <wp:effectExtent l="0" t="0" r="0" b="9525"/>
+            <wp:docPr id="331683455" name="Picture 1" descr="A black circular object with a black background&#10;&#10;Description automatically generated"/>
+            <wp:cNvGraphicFramePr>
+              <a:graphicFrameLocks xmlns:a="http://schemas.openxmlformats.org/drawingml/2006/main" noChangeAspect="1"/>
+            </wp:cNvGraphicFramePr>
+            <a:graphic xmlns:a="http://schemas.openxmlformats.org/drawingml/2006/main">
+              <a:graphicData uri="http://schemas.openxmlformats.org/drawingml/2006/picture">
+                <pic:pic xmlns:pic="http://schemas.openxmlformats.org/drawingml/2006/picture">
+                  <pic:nvPicPr>
+                    <pic:cNvPr id="331683455" name="Picture 1" descr="A black circular object with a black background&#10;&#10;Description automatically generated"/>
+                    <pic:cNvPicPr/>
+                  </pic:nvPicPr>
+                  <pic:blipFill>
+                    <a:blip r:embed="rId39"/>
+                    <a:stretch>
+                      <a:fillRect/>
+                    </a:stretch>
+                  </pic:blipFill>
+                  <pic:spPr>
+                    <a:xfrm>
+                      <a:off x="0" y="0"/>
+                      <a:ext cx="4496427" cy="3305636"/>
+                    </a:xfrm>
+                    <a:prstGeom prst="rect">
+                      <a:avLst/>
+                    </a:prstGeom>
+                  </pic:spPr>
+                </pic:pic>
+              </a:graphicData>
+            </a:graphic>
+          </wp:inline>
+        </w:drawing>
+      </w:r>
+    </w:p>
+    <w:p>
+      <w:pPr>
+        <w:spacing w:line="278" w:lineRule="auto"/>
+        <w:rPr>
+          <w:lang w:val="en-US"/>
+        </w:rPr>
+      </w:pPr>
+      <w:r>
+        <w:rPr>
+          <w:lang w:val="en-US"/>
+        </w:rPr>
+        <w:br w:type="page"/>
+      </w:r>
+    </w:p>
+    <w:p>
+      <w:pPr>
+        <w:jc w:val="center"/>
+        <w:rPr>
+          <w:lang w:val="en-US"/>
+        </w:rPr>
+      </w:pPr>
+      <w:r>
+        <w:rPr>
+          <w:lang w:val="en-US"/>
+        </w:rPr>
+        <w:lastRenderedPageBreak/>
+        <w:drawing>
+          <wp:inline distT="0" distB="0" distL="0" distR="0" wp14:anchorId="7B092337" wp14:editId="0D0334D8">
+            <wp:extent cx="5077534" cy="5077534"/>
+            <wp:effectExtent l="0" t="0" r="8890" b="8890"/>
+            <wp:docPr id="829366621" name="Picture 1" descr="A grey cup with a round top&#10;&#10;Description automatically generated with medium confidence"/>
+            <wp:cNvGraphicFramePr>
+              <a:graphicFrameLocks xmlns:a="http://schemas.openxmlformats.org/drawingml/2006/main" noChangeAspect="1"/>
+            </wp:cNvGraphicFramePr>
+            <a:graphic xmlns:a="http://schemas.openxmlformats.org/drawingml/2006/main">
+              <a:graphicData uri="http://schemas.openxmlformats.org/drawingml/2006/picture">
+                <pic:pic xmlns:pic="http://schemas.openxmlformats.org/drawingml/2006/picture">
+                  <pic:nvPicPr>
+                    <pic:cNvPr id="829366621" name="Picture 1" descr="A grey cup with a round top&#10;&#10;Description automatically generated with medium confidence"/>
+                    <pic:cNvPicPr/>
+                  </pic:nvPicPr>
+                  <pic:blipFill>
+                    <a:blip r:embed="rId40"/>
+                    <a:stretch>
+                      <a:fillRect/>
+                    </a:stretch>
+                  </pic:blipFill>
+                  <pic:spPr>
+                    <a:xfrm>
+                      <a:off x="0" y="0"/>
+                      <a:ext cx="5077534" cy="5077534"/>
+                    </a:xfrm>
+                    <a:prstGeom prst="rect">
+                      <a:avLst/>
+                    </a:prstGeom>
+                  </pic:spPr>
+                </pic:pic>
+              </a:graphicData>
+            </a:graphic>
+          </wp:inline>
+        </w:drawing>
+      </w:r>
+    </w:p>
+    <w:p>
+      <w:pPr>
+        <w:spacing w:line="278" w:lineRule="auto"/>
+        <w:rPr>
+          <w:lang w:val="en-US"/>
+        </w:rPr>
+      </w:pPr>
+      <w:r>
+        <w:rPr>
+          <w:lang w:val="en-US"/>
+        </w:rPr>
+        <w:br w:type="page"/>
+      </w:r>
+    </w:p>
+    <w:p>
+      <w:pPr>
+        <w:jc w:val="center"/>
+        <w:rPr>
+          <w:lang w:val="en-US"/>
+        </w:rPr>
+      </w:pPr>
+      <w:r>
+        <w:rPr>
+          <w:lang w:val="en-US"/>
+        </w:rPr>
+        <w:lastRenderedPageBreak/>
+        <w:drawing>
+          <wp:inline distT="0" distB="0" distL="0" distR="0" wp14:anchorId="17BD85B3" wp14:editId="008F1A6A">
+            <wp:extent cx="4296375" cy="4658375"/>
+            <wp:effectExtent l="0" t="0" r="9525" b="0"/>
+            <wp:docPr id="1076212345" name="Picture 1" descr="A grey barrel with a black background&#10;&#10;Description automatically generated"/>
+            <wp:cNvGraphicFramePr>
+              <a:graphicFrameLocks xmlns:a="http://schemas.openxmlformats.org/drawingml/2006/main" noChangeAspect="1"/>
+            </wp:cNvGraphicFramePr>
+            <a:graphic xmlns:a="http://schemas.openxmlformats.org/drawingml/2006/main">
+              <a:graphicData uri="http://schemas.openxmlformats.org/drawingml/2006/picture">
+                <pic:pic xmlns:pic="http://schemas.openxmlformats.org/drawingml/2006/picture">
+                  <pic:nvPicPr>
+                    <pic:cNvPr id="1076212345" name="Picture 1" descr="A grey barrel with a black background&#10;&#10;Description automatically generated"/>
+                    <pic:cNvPicPr/>
+                  </pic:nvPicPr>
+                  <pic:blipFill>
+                    <a:blip r:embed="rId41"/>
+                    <a:stretch>
+                      <a:fillRect/>
+                    </a:stretch>
+                  </pic:blipFill>
+                  <pic:spPr>
+                    <a:xfrm>
+                      <a:off x="0" y="0"/>
+                      <a:ext cx="4296375" cy="4658375"/>
+                    </a:xfrm>
+                    <a:prstGeom prst="rect">
+                      <a:avLst/>
+                    </a:prstGeom>
+                  </pic:spPr>
+                </pic:pic>
+              </a:graphicData>
+            </a:graphic>
+          </wp:inline>
+        </w:drawing>
+      </w:r>
+    </w:p>
+    <w:p>
+      <w:pPr>
+        <w:spacing w:line="278" w:lineRule="auto"/>
+        <w:rPr>
+          <w:lang w:val="en-US"/>
+        </w:rPr>
+      </w:pPr>
+      <w:r>
+        <w:rPr>
+          <w:lang w:val="en-US"/>
+        </w:rPr>
+        <w:br w:type="page"/>
+      </w:r>
+    </w:p>
+    <w:p>
+      <w:pPr>
+        <w:jc w:val="center"/>
+        <w:rPr>
+          <w:lang w:val="en-US"/>
+        </w:rPr>
+      </w:pPr>
+      <w:r>
+        <w:rPr>
+          <w:lang w:val="en-US"/>
+        </w:rPr>
+        <w:lastRenderedPageBreak/>
+        <w:drawing>
+          <wp:inline distT="0" distB="0" distL="0" distR="0" wp14:anchorId="14B328C9" wp14:editId="0B2B5C7B">
+            <wp:extent cx="4572000" cy="2221338"/>
+            <wp:effectExtent l="0" t="0" r="0" b="7620"/>
+            <wp:docPr id="1842510082" name="Picture 1" descr="A grey circle with a black background&#10;&#10;Description automatically generated"/>
+            <wp:cNvGraphicFramePr>
+              <a:graphicFrameLocks xmlns:a="http://schemas.openxmlformats.org/drawingml/2006/main" noChangeAspect="1"/>
+            </wp:cNvGraphicFramePr>
+            <a:graphic xmlns:a="http://schemas.openxmlformats.org/drawingml/2006/main">
+              <a:graphicData uri="http://schemas.openxmlformats.org/drawingml/2006/picture">
+                <pic:pic xmlns:pic="http://schemas.openxmlformats.org/drawingml/2006/picture">
+                  <pic:nvPicPr>
+                    <pic:cNvPr id="1842510082" name="Picture 1" descr="A grey circle with a black background&#10;&#10;Description automatically generated"/>
+                    <pic:cNvPicPr/>
+                  </pic:nvPicPr>
+                  <pic:blipFill>
+                    <a:blip r:embed="rId42"/>
+                    <a:stretch>
+                      <a:fillRect/>
+                    </a:stretch>
+                  </pic:blipFill>
+                  <pic:spPr>
+                    <a:xfrm>
+                      <a:off x="0" y="0"/>
+                      <a:ext cx="4573752" cy="2222189"/>
+                    </a:xfrm>
+                    <a:prstGeom prst="rect">
+                      <a:avLst/>
+                    </a:prstGeom>
+                  </pic:spPr>
+                </pic:pic>
+              </a:graphicData>
+            </a:graphic>
+          </wp:inline>
+        </w:drawing>
+      </w:r>
+    </w:p>
+    <w:p>
+      <w:pPr>
+        <w:spacing w:line="278" w:lineRule="auto"/>
+        <w:rPr>
+          <w:lang w:val="en-US"/>
+        </w:rPr>
+      </w:pPr>
+      <w:r>
+        <w:rPr>
+          <w:lang w:val="en-US"/>
+        </w:rPr>
+        <w:br w:type="page"/>
+      </w:r>
+    </w:p>
+    <w:p>
+      <w:pPr>
+        <w:jc w:val="center"/>
+        <w:rPr>
+          <w:lang w:val="en-US"/>
+        </w:rPr>
+      </w:pPr>
+      <w:r>
+        <w:rPr>
+          <w:lang w:val="en-US"/>
+        </w:rPr>
+        <w:lastRenderedPageBreak/>
+        <w:drawing>
+          <wp:inline distT="0" distB="0" distL="0" distR="0" wp14:anchorId="728BB3D2" wp14:editId="55C5FEEA">
+            <wp:extent cx="4110824" cy="3652590"/>
+            <wp:effectExtent l="0" t="0" r="4445" b="5080"/>
+            <wp:docPr id="1698222564" name="Picture 1" descr="A grey circle with a black background&#10;&#10;Description automatically generated with medium confidence"/>
+            <wp:cNvGraphicFramePr>
+              <a:graphicFrameLocks xmlns:a="http://schemas.openxmlformats.org/drawingml/2006/main" noChangeAspect="1"/>
+            </wp:cNvGraphicFramePr>
+            <a:graphic xmlns:a="http://schemas.openxmlformats.org/drawingml/2006/main">
+              <a:graphicData uri="http://schemas.openxmlformats.org/drawingml/2006/picture">
+                <pic:pic xmlns:pic="http://schemas.openxmlformats.org/drawingml/2006/picture">
+                  <pic:nvPicPr>
+                    <pic:cNvPr id="1698222564" name="Picture 1" descr="A grey circle with a black background&#10;&#10;Description automatically generated with medium confidence"/>
+                    <pic:cNvPicPr/>
+                  </pic:nvPicPr>
+                  <pic:blipFill>
+                    <a:blip r:embed="rId43"/>
+                    <a:stretch>
+                      <a:fillRect/>
+                    </a:stretch>
+                  </pic:blipFill>
+                  <pic:spPr>
+                    <a:xfrm>
+                      <a:off x="0" y="0"/>
+                      <a:ext cx="4114563" cy="3655913"/>
+                    </a:xfrm>
+                    <a:prstGeom prst="rect">
+                      <a:avLst/>
+                    </a:prstGeom>
+                  </pic:spPr>
+                </pic:pic>
+              </a:graphicData>
+            </a:graphic>
+          </wp:inline>
+        </w:drawing>
+      </w:r>
+    </w:p>
+    <w:p>
+      <w:pPr>
+        <w:spacing w:line="278" w:lineRule="auto"/>
+        <w:rPr>
+          <w:lang w:val="en-US"/>
+        </w:rPr>
+      </w:pPr>
+      <w:r>
+        <w:rPr>
+          <w:lang w:val="en-US"/>
+        </w:rPr>
+        <w:br w:type="page"/>
+      </w:r>
+    </w:p>
+    <w:p>
+      <w:pPr>
+        <w:jc w:val="center"/>
+        <w:rPr>
+          <w:lang w:val="en-US"/>
+        </w:rPr>
+      </w:pPr>
+      <w:r>
+        <w:rPr>
+          <w:lang w:val="en-US"/>
+        </w:rPr>
+        <w:lastRenderedPageBreak/>
+        <w:drawing>
+          <wp:inline distT="0" distB="0" distL="0" distR="0" wp14:anchorId="2A436018" wp14:editId="3A68D594">
+            <wp:extent cx="3762900" cy="4382112"/>
+            <wp:effectExtent l="0" t="0" r="0" b="0"/>
+            <wp:docPr id="147775852" name="Picture 1" descr="A close-up of a barrel&#10;&#10;Description automatically generated"/>
+            <wp:cNvGraphicFramePr>
+              <a:graphicFrameLocks xmlns:a="http://schemas.openxmlformats.org/drawingml/2006/main" noChangeAspect="1"/>
+            </wp:cNvGraphicFramePr>
+            <a:graphic xmlns:a="http://schemas.openxmlformats.org/drawingml/2006/main">
+              <a:graphicData uri="http://schemas.openxmlformats.org/drawingml/2006/picture">
+                <pic:pic xmlns:pic="http://schemas.openxmlformats.org/drawingml/2006/picture">
+                  <pic:nvPicPr>
+                    <pic:cNvPr id="147775852" name="Picture 1" descr="A close-up of a barrel&#10;&#10;Description automatically generated"/>
+                    <pic:cNvPicPr/>
+                  </pic:nvPicPr>
+                  <pic:blipFill>
+                    <a:blip r:embed="rId44"/>
+                    <a:stretch>
+                      <a:fillRect/>
+                    </a:stretch>
+                  </pic:blipFill>
+                  <pic:spPr>
+                    <a:xfrm>
+                      <a:off x="0" y="0"/>
+                      <a:ext cx="3762900" cy="4382112"/>
+                    </a:xfrm>
+                    <a:prstGeom prst="rect">
+                      <a:avLst/>
+                    </a:prstGeom>
+                  </pic:spPr>
+                </pic:pic>
+              </a:graphicData>
+            </a:graphic>
+          </wp:inline>
+        </w:drawing>
+      </w:r>
+    </w:p>
     <w:sectPr>
       <w:pgSz w:w="12240" w:h="15840"/>
       <w:pgMar w:top="1440" w:right="1440" w:bottom="1440" w:left="1440" w:header="720" w:footer="720" w:gutter="0"/>
@@ -2359,7 +3021,7 @@
   <w:abstractNum w:abstractNumId="1" w15:restartNumberingAfterBreak="0">
     <w:nsid w:val="589C1213"/>
     <w:multiLevelType w:val="hybridMultilevel"/>
-    <w:tmpl w:val="A0B4C4C4"/>
+    <w:tmpl w:val="42BED2CA"/>
     <w:lvl w:ilvl="0" w:tplc="04090001">
       <w:start w:val="1"/>
       <w:numFmt w:val="bullet"/>

--- a/Report/ANupam Document.docx
+++ b/Report/ANupam Document.docx
@@ -133,7 +133,7 @@
           <w:noProof/>
         </w:rPr>
         <w:drawing>
-          <wp:inline distT="0" distB="0" distL="0" distR="0" wp14:anchorId="57AAAC51" wp14:editId="1EE7A4D2">
+          <wp:inline distT="0" distB="0" distL="0" distR="0" wp14:anchorId="57AAAC51" wp14:editId="33D091F0">
             <wp:extent cx="3107803" cy="3107803"/>
             <wp:effectExtent l="0" t="0" r="0" b="0"/>
             <wp:docPr id="568517595" name="Picture 1" descr="Generated image"/>
@@ -150,7 +150,7 @@
                     </pic:cNvPicPr>
                   </pic:nvPicPr>
                   <pic:blipFill>
-                    <a:blip r:embed="rId5">
+                    <a:blip r:embed="rId6">
                       <a:extLst>
                         <a:ext uri="{28A0092B-C50C-407E-A947-70E740481C1C}">
                           <a14:useLocalDpi xmlns:a14="http://schemas.microsoft.com/office/drawing/2010/main" val="0"/>
@@ -329,7 +329,7 @@
           <w:lang w:val="en-US"/>
         </w:rPr>
         <w:drawing>
-          <wp:inline distT="0" distB="0" distL="0" distR="0" wp14:anchorId="37FD6042" wp14:editId="0E62917E">
+          <wp:inline distT="0" distB="0" distL="0" distR="0" wp14:anchorId="37FD6042" wp14:editId="637B61ED">
             <wp:extent cx="3505689" cy="4486901"/>
             <wp:effectExtent l="0" t="0" r="0" b="9525"/>
             <wp:docPr id="1305369180" name="Picture 1" descr="A 3d model of a chair&#10;&#10;Description automatically generated"/>
@@ -344,7 +344,7 @@
                     <pic:cNvPicPr/>
                   </pic:nvPicPr>
                   <pic:blipFill>
-                    <a:blip r:embed="rId6"/>
+                    <a:blip r:embed="rId7"/>
                     <a:stretch>
                       <a:fillRect/>
                     </a:stretch>
@@ -396,7 +396,7 @@
           <w:lang w:val="en-US"/>
         </w:rPr>
         <w:drawing>
-          <wp:inline distT="0" distB="0" distL="0" distR="0" wp14:anchorId="43375070" wp14:editId="24AB9688">
+          <wp:inline distT="0" distB="0" distL="0" distR="0" wp14:anchorId="43375070" wp14:editId="0F68B4B7">
             <wp:extent cx="5801535" cy="3848637"/>
             <wp:effectExtent l="0" t="0" r="8890" b="0"/>
             <wp:docPr id="829152948" name="Picture 1" descr="A black hexagon on a grey tile floor&#10;&#10;Description automatically generated"/>
@@ -411,7 +411,7 @@
                     <pic:cNvPicPr/>
                   </pic:nvPicPr>
                   <pic:blipFill>
-                    <a:blip r:embed="rId7"/>
+                    <a:blip r:embed="rId8"/>
                     <a:stretch>
                       <a:fillRect/>
                     </a:stretch>
@@ -456,7 +456,7 @@
           <w:lang w:val="en-US"/>
         </w:rPr>
         <w:drawing>
-          <wp:inline distT="0" distB="0" distL="0" distR="0" wp14:anchorId="4020E25B" wp14:editId="48989ADE">
+          <wp:inline distT="0" distB="0" distL="0" distR="0" wp14:anchorId="4020E25B" wp14:editId="3EE98E5F">
             <wp:extent cx="3953427" cy="4610743"/>
             <wp:effectExtent l="0" t="0" r="9525" b="0"/>
             <wp:docPr id="144596812" name="Picture 1" descr="A grey object on a grid&#10;&#10;Description automatically generated"/>
@@ -471,7 +471,7 @@
                     <pic:cNvPicPr/>
                   </pic:nvPicPr>
                   <pic:blipFill>
-                    <a:blip r:embed="rId8"/>
+                    <a:blip r:embed="rId9"/>
                     <a:stretch>
                       <a:fillRect/>
                     </a:stretch>
@@ -522,7 +522,7 @@
       <w:r>
         <w:lastRenderedPageBreak/>
         <w:drawing>
-          <wp:inline distT="0" distB="0" distL="0" distR="0" wp14:anchorId="658C4951" wp14:editId="51E596B8">
+          <wp:inline distT="0" distB="0" distL="0" distR="0" wp14:anchorId="658C4951" wp14:editId="2107ADB4">
             <wp:extent cx="5201376" cy="5382376"/>
             <wp:effectExtent l="0" t="0" r="0" b="8890"/>
             <wp:docPr id="685205263" name="Picture 1" descr="A chair in a room&#10;&#10;Description automatically generated"/>
@@ -537,7 +537,7 @@
                     <pic:cNvPicPr/>
                   </pic:nvPicPr>
                   <pic:blipFill>
-                    <a:blip r:embed="rId9"/>
+                    <a:blip r:embed="rId10"/>
                     <a:stretch>
                       <a:fillRect/>
                     </a:stretch>
@@ -592,7 +592,7 @@
           <w:lang w:val="en-US"/>
         </w:rPr>
         <w:drawing>
-          <wp:inline distT="0" distB="0" distL="0" distR="0" wp14:anchorId="1A4B39CB" wp14:editId="3D84AE5E">
+          <wp:inline distT="0" distB="0" distL="0" distR="0" wp14:anchorId="1A4B39CB" wp14:editId="3E9F880A">
             <wp:extent cx="3711733" cy="4452731"/>
             <wp:effectExtent l="0" t="0" r="3175" b="5080"/>
             <wp:docPr id="1184170375" name="Picture 1"/>
@@ -607,7 +607,7 @@
                     <pic:cNvPicPr/>
                   </pic:nvPicPr>
                   <pic:blipFill>
-                    <a:blip r:embed="rId10"/>
+                    <a:blip r:embed="rId11"/>
                     <a:stretch>
                       <a:fillRect/>
                     </a:stretch>
@@ -673,7 +673,7 @@
           <w:lang w:val="en-US"/>
         </w:rPr>
         <w:drawing>
-          <wp:inline distT="0" distB="0" distL="0" distR="0" wp14:anchorId="7D951995" wp14:editId="7792E901">
+          <wp:inline distT="0" distB="0" distL="0" distR="0" wp14:anchorId="7D951995" wp14:editId="0932C393">
             <wp:extent cx="5442013" cy="3458818"/>
             <wp:effectExtent l="0" t="0" r="6350" b="8890"/>
             <wp:docPr id="1809622913" name="Picture 1" descr="A white pillow on a grey surface&#10;&#10;Description automatically generated"/>
@@ -688,7 +688,7 @@
                     <pic:cNvPicPr/>
                   </pic:nvPicPr>
                   <pic:blipFill>
-                    <a:blip r:embed="rId11"/>
+                    <a:blip r:embed="rId12"/>
                     <a:stretch>
                       <a:fillRect/>
                     </a:stretch>
@@ -736,7 +736,7 @@
         </w:rPr>
         <w:lastRenderedPageBreak/>
         <w:drawing>
-          <wp:inline distT="0" distB="0" distL="0" distR="0" wp14:anchorId="211F93C9" wp14:editId="7ACE9E08">
+          <wp:inline distT="0" distB="0" distL="0" distR="0" wp14:anchorId="211F93C9" wp14:editId="7B858D01">
             <wp:extent cx="4630981" cy="3474720"/>
             <wp:effectExtent l="0" t="0" r="0" b="0"/>
             <wp:docPr id="2005786941" name="Picture 1" descr="A grey chair with a grey back&#10;&#10;Description automatically generated with medium confidence"/>
@@ -751,7 +751,7 @@
                     <pic:cNvPicPr/>
                   </pic:nvPicPr>
                   <pic:blipFill>
-                    <a:blip r:embed="rId12"/>
+                    <a:blip r:embed="rId13"/>
                     <a:stretch>
                       <a:fillRect/>
                     </a:stretch>
@@ -806,7 +806,7 @@
         </w:rPr>
         <w:lastRenderedPageBreak/>
         <w:drawing>
-          <wp:inline distT="0" distB="0" distL="0" distR="0" wp14:anchorId="7435F68B" wp14:editId="24342180">
+          <wp:inline distT="0" distB="0" distL="0" distR="0" wp14:anchorId="7435F68B" wp14:editId="4D7F5ED1">
             <wp:extent cx="5943600" cy="4109085"/>
             <wp:effectExtent l="0" t="0" r="0" b="5715"/>
             <wp:docPr id="5815930" name="Picture 1" descr="A grey couch with a white cushion&#10;&#10;Description automatically generated with medium confidence"/>
@@ -821,7 +821,7 @@
                     <pic:cNvPicPr/>
                   </pic:nvPicPr>
                   <pic:blipFill>
-                    <a:blip r:embed="rId13"/>
+                    <a:blip r:embed="rId14"/>
                     <a:stretch>
                       <a:fillRect/>
                     </a:stretch>
@@ -875,7 +875,7 @@
         </w:rPr>
         <w:lastRenderedPageBreak/>
         <w:drawing>
-          <wp:inline distT="0" distB="0" distL="0" distR="0" wp14:anchorId="69971AAC" wp14:editId="11CD73C6">
+          <wp:inline distT="0" distB="0" distL="0" distR="0" wp14:anchorId="69971AAC" wp14:editId="2A6550B8">
             <wp:extent cx="5534797" cy="4153480"/>
             <wp:effectExtent l="0" t="0" r="0" b="0"/>
             <wp:docPr id="197601540" name="Picture 1" descr="A grey couch with a white square object&#10;&#10;Description automatically generated with medium confidence"/>
@@ -890,7 +890,7 @@
                     <pic:cNvPicPr/>
                   </pic:nvPicPr>
                   <pic:blipFill>
-                    <a:blip r:embed="rId14"/>
+                    <a:blip r:embed="rId15"/>
                     <a:stretch>
                       <a:fillRect/>
                     </a:stretch>
@@ -944,7 +944,7 @@
         </w:rPr>
         <w:lastRenderedPageBreak/>
         <w:drawing>
-          <wp:inline distT="0" distB="0" distL="0" distR="0" wp14:anchorId="53E20539" wp14:editId="72A56D3B">
+          <wp:inline distT="0" distB="0" distL="0" distR="0" wp14:anchorId="53E20539" wp14:editId="0BD65FB0">
             <wp:extent cx="5943600" cy="3881755"/>
             <wp:effectExtent l="0" t="0" r="0" b="4445"/>
             <wp:docPr id="561532217" name="Picture 1" descr="A grey couch with pillows&#10;&#10;Description automatically generated"/>
@@ -959,7 +959,7 @@
                     <pic:cNvPicPr/>
                   </pic:nvPicPr>
                   <pic:blipFill>
-                    <a:blip r:embed="rId15"/>
+                    <a:blip r:embed="rId16"/>
                     <a:stretch>
                       <a:fillRect/>
                     </a:stretch>
@@ -1019,7 +1019,7 @@
           <w:lang w:val="en-US"/>
         </w:rPr>
         <w:drawing>
-          <wp:inline distT="0" distB="0" distL="0" distR="0" wp14:anchorId="433315F7" wp14:editId="5CFFC977">
+          <wp:inline distT="0" distB="0" distL="0" distR="0" wp14:anchorId="433315F7" wp14:editId="3A21A94C">
             <wp:extent cx="5143521" cy="4214191"/>
             <wp:effectExtent l="0" t="0" r="0" b="0"/>
             <wp:docPr id="687289131" name="Picture 1" descr="A grey corner with a black background&#10;&#10;Description automatically generated with medium confidence"/>
@@ -1034,7 +1034,7 @@
                     <pic:cNvPicPr/>
                   </pic:nvPicPr>
                   <pic:blipFill>
-                    <a:blip r:embed="rId16"/>
+                    <a:blip r:embed="rId17"/>
                     <a:stretch>
                       <a:fillRect/>
                     </a:stretch>
@@ -1081,7 +1081,7 @@
         </w:rPr>
         <w:lastRenderedPageBreak/>
         <w:drawing>
-          <wp:inline distT="0" distB="0" distL="0" distR="0" wp14:anchorId="1F1B9E65" wp14:editId="11B76FDC">
+          <wp:inline distT="0" distB="0" distL="0" distR="0" wp14:anchorId="1F1B9E65" wp14:editId="38689197">
             <wp:extent cx="5410955" cy="5344271"/>
             <wp:effectExtent l="0" t="0" r="0" b="8890"/>
             <wp:docPr id="1291693834" name="Picture 1" descr="A shelf on a wall&#10;&#10;Description automatically generated"/>
@@ -1096,7 +1096,7 @@
                     <pic:cNvPicPr/>
                   </pic:nvPicPr>
                   <pic:blipFill>
-                    <a:blip r:embed="rId17"/>
+                    <a:blip r:embed="rId18"/>
                     <a:stretch>
                       <a:fillRect/>
                     </a:stretch>
@@ -1143,7 +1143,7 @@
         </w:rPr>
         <w:lastRenderedPageBreak/>
         <w:drawing>
-          <wp:inline distT="0" distB="0" distL="0" distR="0" wp14:anchorId="3E7F1775" wp14:editId="513D2BBC">
+          <wp:inline distT="0" distB="0" distL="0" distR="0" wp14:anchorId="3E7F1775" wp14:editId="1EA6248D">
             <wp:extent cx="5943600" cy="3018155"/>
             <wp:effectExtent l="0" t="0" r="0" b="0"/>
             <wp:docPr id="1168129989" name="Picture 1" descr="A grey rectangular object with a small round object in the middle&#10;&#10;Description automatically generated"/>
@@ -1158,7 +1158,7 @@
                     <pic:cNvPicPr/>
                   </pic:nvPicPr>
                   <pic:blipFill>
-                    <a:blip r:embed="rId18"/>
+                    <a:blip r:embed="rId19"/>
                     <a:stretch>
                       <a:fillRect/>
                     </a:stretch>
@@ -1205,7 +1205,7 @@
         </w:rPr>
         <w:lastRenderedPageBreak/>
         <w:drawing>
-          <wp:inline distT="0" distB="0" distL="0" distR="0" wp14:anchorId="33BB4983" wp14:editId="033187BB">
+          <wp:inline distT="0" distB="0" distL="0" distR="0" wp14:anchorId="33BB4983" wp14:editId="66D4EEC4">
             <wp:extent cx="5943600" cy="4894580"/>
             <wp:effectExtent l="0" t="0" r="0" b="1270"/>
             <wp:docPr id="1883504783" name="Picture 1" descr="A grey nightstand with two drawers&#10;&#10;Description automatically generated"/>
@@ -1220,7 +1220,7 @@
                     <pic:cNvPicPr/>
                   </pic:nvPicPr>
                   <pic:blipFill>
-                    <a:blip r:embed="rId19"/>
+                    <a:blip r:embed="rId20"/>
                     <a:stretch>
                       <a:fillRect/>
                     </a:stretch>
@@ -1286,7 +1286,7 @@
           <w:lang w:val="en-US"/>
         </w:rPr>
         <w:drawing>
-          <wp:inline distT="0" distB="0" distL="0" distR="0" wp14:anchorId="46D8C3E6" wp14:editId="6FB4FCEC">
+          <wp:inline distT="0" distB="0" distL="0" distR="0" wp14:anchorId="46D8C3E6" wp14:editId="11D8C23A">
             <wp:extent cx="5943600" cy="2994025"/>
             <wp:effectExtent l="0" t="0" r="0" b="0"/>
             <wp:docPr id="948653508" name="Picture 1" descr="A grey box on a grey background&#10;&#10;Description automatically generated"/>
@@ -1301,7 +1301,7 @@
                     <pic:cNvPicPr/>
                   </pic:nvPicPr>
                   <pic:blipFill>
-                    <a:blip r:embed="rId20"/>
+                    <a:blip r:embed="rId21"/>
                     <a:stretch>
                       <a:fillRect/>
                     </a:stretch>
@@ -1348,7 +1348,7 @@
         </w:rPr>
         <w:lastRenderedPageBreak/>
         <w:drawing>
-          <wp:inline distT="0" distB="0" distL="0" distR="0" wp14:anchorId="2D5A8E03" wp14:editId="15737D6C">
+          <wp:inline distT="0" distB="0" distL="0" distR="0" wp14:anchorId="2D5A8E03" wp14:editId="439FE990">
             <wp:extent cx="5001323" cy="6001588"/>
             <wp:effectExtent l="0" t="0" r="8890" b="0"/>
             <wp:docPr id="557432863" name="Picture 1" descr="A grey rectangular object with lines in the middle&#10;&#10;Description automatically generated"/>
@@ -1363,7 +1363,7 @@
                     <pic:cNvPicPr/>
                   </pic:nvPicPr>
                   <pic:blipFill>
-                    <a:blip r:embed="rId21"/>
+                    <a:blip r:embed="rId22"/>
                     <a:stretch>
                       <a:fillRect/>
                     </a:stretch>
@@ -1410,7 +1410,7 @@
         </w:rPr>
         <w:lastRenderedPageBreak/>
         <w:drawing>
-          <wp:inline distT="0" distB="0" distL="0" distR="0" wp14:anchorId="48E84F4D" wp14:editId="5856717B">
+          <wp:inline distT="0" distB="0" distL="0" distR="0" wp14:anchorId="48E84F4D" wp14:editId="68CFFF85">
             <wp:extent cx="4715533" cy="3534268"/>
             <wp:effectExtent l="0" t="0" r="8890" b="9525"/>
             <wp:docPr id="161070807" name="Picture 1" descr="A grey cube with a door&#10;&#10;Description automatically generated"/>
@@ -1425,7 +1425,7 @@
                     <pic:cNvPicPr/>
                   </pic:nvPicPr>
                   <pic:blipFill>
-                    <a:blip r:embed="rId22"/>
+                    <a:blip r:embed="rId23"/>
                     <a:stretch>
                       <a:fillRect/>
                     </a:stretch>
@@ -1473,7 +1473,7 @@
         </w:rPr>
         <w:lastRenderedPageBreak/>
         <w:drawing>
-          <wp:inline distT="0" distB="0" distL="0" distR="0" wp14:anchorId="17E29B05" wp14:editId="2FCDC114">
+          <wp:inline distT="0" distB="0" distL="0" distR="0" wp14:anchorId="17E29B05" wp14:editId="0E8A72BA">
             <wp:extent cx="4544059" cy="5868219"/>
             <wp:effectExtent l="0" t="0" r="9525" b="0"/>
             <wp:docPr id="1264784740" name="Picture 1" descr="A grey rectangular object with a white line&#10;&#10;Description automatically generated"/>
@@ -1488,7 +1488,7 @@
                     <pic:cNvPicPr/>
                   </pic:nvPicPr>
                   <pic:blipFill>
-                    <a:blip r:embed="rId23"/>
+                    <a:blip r:embed="rId24"/>
                     <a:stretch>
                       <a:fillRect/>
                     </a:stretch>
@@ -1548,7 +1548,7 @@
           <w:lang w:val="en-US"/>
         </w:rPr>
         <w:drawing>
-          <wp:inline distT="0" distB="0" distL="0" distR="0" wp14:anchorId="50B98010" wp14:editId="7772CF89">
+          <wp:inline distT="0" distB="0" distL="0" distR="0" wp14:anchorId="50B98010" wp14:editId="70600223">
             <wp:extent cx="4305901" cy="4734586"/>
             <wp:effectExtent l="0" t="0" r="0" b="8890"/>
             <wp:docPr id="845610048" name="Picture 1"/>
@@ -1563,7 +1563,7 @@
                     <pic:cNvPicPr/>
                   </pic:nvPicPr>
                   <pic:blipFill>
-                    <a:blip r:embed="rId24"/>
+                    <a:blip r:embed="rId25"/>
                     <a:stretch>
                       <a:fillRect/>
                     </a:stretch>
@@ -1610,7 +1610,7 @@
         </w:rPr>
         <w:lastRenderedPageBreak/>
         <w:drawing>
-          <wp:inline distT="0" distB="0" distL="0" distR="0" wp14:anchorId="66304B9E" wp14:editId="23EFD321">
+          <wp:inline distT="0" distB="0" distL="0" distR="0" wp14:anchorId="66304B9E" wp14:editId="2E3EFE3D">
             <wp:extent cx="5943600" cy="4061460"/>
             <wp:effectExtent l="0" t="0" r="0" b="0"/>
             <wp:docPr id="1076243347" name="Picture 1" descr="A white box with a black lid&#10;&#10;Description automatically generated with medium confidence"/>
@@ -1625,7 +1625,7 @@
                     <pic:cNvPicPr/>
                   </pic:nvPicPr>
                   <pic:blipFill>
-                    <a:blip r:embed="rId25"/>
+                    <a:blip r:embed="rId26"/>
                     <a:stretch>
                       <a:fillRect/>
                     </a:stretch>
@@ -1673,7 +1673,7 @@
         </w:rPr>
         <w:lastRenderedPageBreak/>
         <w:drawing>
-          <wp:inline distT="0" distB="0" distL="0" distR="0" wp14:anchorId="7D1920A4" wp14:editId="2F4E24CE">
+          <wp:inline distT="0" distB="0" distL="0" distR="0" wp14:anchorId="7D1920A4" wp14:editId="41AC3803">
             <wp:extent cx="3315163" cy="3362794"/>
             <wp:effectExtent l="0" t="0" r="0" b="0"/>
             <wp:docPr id="1819811782" name="Picture 1" descr="A grey object on a gray background&#10;&#10;Description automatically generated"/>
@@ -1688,7 +1688,7 @@
                     <pic:cNvPicPr/>
                   </pic:nvPicPr>
                   <pic:blipFill>
-                    <a:blip r:embed="rId26"/>
+                    <a:blip r:embed="rId27"/>
                     <a:stretch>
                       <a:fillRect/>
                     </a:stretch>
@@ -1736,7 +1736,7 @@
         </w:rPr>
         <w:lastRenderedPageBreak/>
         <w:drawing>
-          <wp:inline distT="0" distB="0" distL="0" distR="0" wp14:anchorId="470EDDE2" wp14:editId="27B00DCD">
+          <wp:inline distT="0" distB="0" distL="0" distR="0" wp14:anchorId="470EDDE2" wp14:editId="06ED9A5E">
             <wp:extent cx="3705742" cy="3448531"/>
             <wp:effectExtent l="0" t="0" r="9525" b="0"/>
             <wp:docPr id="78051208" name="Picture 1" descr="A grey metal object with holes&#10;&#10;Description automatically generated"/>
@@ -1751,7 +1751,7 @@
                     <pic:cNvPicPr/>
                   </pic:nvPicPr>
                   <pic:blipFill>
-                    <a:blip r:embed="rId27"/>
+                    <a:blip r:embed="rId28"/>
                     <a:stretch>
                       <a:fillRect/>
                     </a:stretch>
@@ -1818,7 +1818,7 @@
           <w:lang w:val="en-US"/>
         </w:rPr>
         <w:drawing>
-          <wp:inline distT="0" distB="0" distL="0" distR="0" wp14:anchorId="09C8588C" wp14:editId="77371526">
+          <wp:inline distT="0" distB="0" distL="0" distR="0" wp14:anchorId="09C8588C" wp14:editId="6447C25E">
             <wp:extent cx="3983603" cy="3510664"/>
             <wp:effectExtent l="0" t="0" r="0" b="0"/>
             <wp:docPr id="242166787" name="Picture 1" descr="A grey rectangular object on a gray background&#10;&#10;Description automatically generated"/>
@@ -1833,7 +1833,7 @@
                     <pic:cNvPicPr/>
                   </pic:nvPicPr>
                   <pic:blipFill>
-                    <a:blip r:embed="rId28"/>
+                    <a:blip r:embed="rId29"/>
                     <a:stretch>
                       <a:fillRect/>
                     </a:stretch>
@@ -1881,7 +1881,7 @@
         </w:rPr>
         <w:lastRenderedPageBreak/>
         <w:drawing>
-          <wp:inline distT="0" distB="0" distL="0" distR="0" wp14:anchorId="3BAD9402" wp14:editId="4D20FBC9">
+          <wp:inline distT="0" distB="0" distL="0" distR="0" wp14:anchorId="3BAD9402" wp14:editId="2FF86F29">
             <wp:extent cx="4191585" cy="2372056"/>
             <wp:effectExtent l="0" t="0" r="0" b="9525"/>
             <wp:docPr id="1656123105" name="Picture 1" descr="A grey rectangular object with a black background&#10;&#10;Description automatically generated"/>
@@ -1896,7 +1896,7 @@
                     <pic:cNvPicPr/>
                   </pic:nvPicPr>
                   <pic:blipFill>
-                    <a:blip r:embed="rId29"/>
+                    <a:blip r:embed="rId30"/>
                     <a:stretch>
                       <a:fillRect/>
                     </a:stretch>
@@ -1956,7 +1956,7 @@
           <w:lang w:val="en-US"/>
         </w:rPr>
         <w:drawing>
-          <wp:inline distT="0" distB="0" distL="0" distR="0" wp14:anchorId="6C184530" wp14:editId="49CA5229">
+          <wp:inline distT="0" distB="0" distL="0" distR="0" wp14:anchorId="6C184530" wp14:editId="68CD37A8">
             <wp:extent cx="3324689" cy="3524742"/>
             <wp:effectExtent l="0" t="0" r="9525" b="0"/>
             <wp:docPr id="358499821" name="Picture 1" descr="A grey rectangular object on a gray background&#10;&#10;Description automatically generated"/>
@@ -1971,7 +1971,7 @@
                     <pic:cNvPicPr/>
                   </pic:nvPicPr>
                   <pic:blipFill>
-                    <a:blip r:embed="rId30"/>
+                    <a:blip r:embed="rId31"/>
                     <a:stretch>
                       <a:fillRect/>
                     </a:stretch>
@@ -2019,7 +2019,7 @@
         </w:rPr>
         <w:lastRenderedPageBreak/>
         <w:drawing>
-          <wp:inline distT="0" distB="0" distL="0" distR="0" wp14:anchorId="5BA3955C" wp14:editId="5F7E3C86">
+          <wp:inline distT="0" distB="0" distL="0" distR="0" wp14:anchorId="5BA3955C" wp14:editId="23DD17FA">
             <wp:extent cx="3400900" cy="3677163"/>
             <wp:effectExtent l="0" t="0" r="9525" b="0"/>
             <wp:docPr id="1369082092" name="Picture 1" descr="A grey object with three lines&#10;&#10;Description automatically generated with medium confidence"/>
@@ -2034,7 +2034,7 @@
                     <pic:cNvPicPr/>
                   </pic:nvPicPr>
                   <pic:blipFill>
-                    <a:blip r:embed="rId31"/>
+                    <a:blip r:embed="rId32"/>
                     <a:stretch>
                       <a:fillRect/>
                     </a:stretch>
@@ -2089,7 +2089,7 @@
           <w:lang w:val="en-US"/>
         </w:rPr>
         <w:drawing>
-          <wp:inline distT="0" distB="0" distL="0" distR="0" wp14:anchorId="4D7D9A0A" wp14:editId="6547F286">
+          <wp:inline distT="0" distB="0" distL="0" distR="0" wp14:anchorId="4D7D9A0A" wp14:editId="73ED9388">
             <wp:extent cx="3134162" cy="3067478"/>
             <wp:effectExtent l="0" t="0" r="9525" b="0"/>
             <wp:docPr id="636455094" name="Picture 1" descr="A grey object with a black background&#10;&#10;Description automatically generated with medium confidence"/>
@@ -2104,7 +2104,7 @@
                     <pic:cNvPicPr/>
                   </pic:nvPicPr>
                   <pic:blipFill>
-                    <a:blip r:embed="rId32"/>
+                    <a:blip r:embed="rId33"/>
                     <a:stretch>
                       <a:fillRect/>
                     </a:stretch>
@@ -2151,7 +2151,7 @@
         </w:rPr>
         <w:lastRenderedPageBreak/>
         <w:drawing>
-          <wp:inline distT="0" distB="0" distL="0" distR="0" wp14:anchorId="702AE0E6" wp14:editId="56D1FDC8">
+          <wp:inline distT="0" distB="0" distL="0" distR="0" wp14:anchorId="702AE0E6" wp14:editId="7C41ADB5">
             <wp:extent cx="4867954" cy="3419952"/>
             <wp:effectExtent l="0" t="0" r="8890" b="9525"/>
             <wp:docPr id="610677567" name="Picture 1" descr="A 3d model of a table&#10;&#10;Description automatically generated"/>
@@ -2166,7 +2166,7 @@
                     <pic:cNvPicPr/>
                   </pic:nvPicPr>
                   <pic:blipFill>
-                    <a:blip r:embed="rId33"/>
+                    <a:blip r:embed="rId34"/>
                     <a:stretch>
                       <a:fillRect/>
                     </a:stretch>
@@ -2220,7 +2220,7 @@
           <w:lang w:val="en-US"/>
         </w:rPr>
         <w:drawing>
-          <wp:inline distT="0" distB="0" distL="0" distR="0" wp14:anchorId="5CEEA78F" wp14:editId="38BA622E">
+          <wp:inline distT="0" distB="0" distL="0" distR="0" wp14:anchorId="5CEEA78F" wp14:editId="7EB1E8C5">
             <wp:extent cx="3654091" cy="3745064"/>
             <wp:effectExtent l="0" t="0" r="3810" b="8255"/>
             <wp:docPr id="1458656511" name="Picture 1" descr="A grey chair on a tile floor&#10;&#10;Description automatically generated"/>
@@ -2235,7 +2235,7 @@
                     <pic:cNvPicPr/>
                   </pic:nvPicPr>
                   <pic:blipFill>
-                    <a:blip r:embed="rId34"/>
+                    <a:blip r:embed="rId35"/>
                     <a:stretch>
                       <a:fillRect/>
                     </a:stretch>
@@ -2294,7 +2294,7 @@
           <w:lang w:val="en-US"/>
         </w:rPr>
         <w:drawing>
-          <wp:inline distT="0" distB="0" distL="0" distR="0" wp14:anchorId="4ABFD1C4" wp14:editId="524B38E1">
+          <wp:inline distT="0" distB="0" distL="0" distR="0" wp14:anchorId="4ABFD1C4" wp14:editId="0A3BBCB0">
             <wp:extent cx="5943600" cy="3339465"/>
             <wp:effectExtent l="0" t="0" r="0" b="0"/>
             <wp:docPr id="1359813772" name="Picture 1" descr="A black rectangular object on a grid&#10;&#10;Description automatically generated"/>
@@ -2309,7 +2309,7 @@
                     <pic:cNvPicPr/>
                   </pic:nvPicPr>
                   <pic:blipFill>
-                    <a:blip r:embed="rId35"/>
+                    <a:blip r:embed="rId36"/>
                     <a:stretch>
                       <a:fillRect/>
                     </a:stretch>
@@ -2370,7 +2370,7 @@
         </w:rPr>
         <w:lastRenderedPageBreak/>
         <w:drawing>
-          <wp:inline distT="0" distB="0" distL="0" distR="0" wp14:anchorId="69566479" wp14:editId="6C45E6F4">
+          <wp:inline distT="0" distB="0" distL="0" distR="0" wp14:anchorId="69566479" wp14:editId="30C26DCD">
             <wp:extent cx="5943600" cy="3134995"/>
             <wp:effectExtent l="0" t="0" r="0" b="8255"/>
             <wp:docPr id="526681657" name="Picture 1" descr="A black square object on a grid&#10;&#10;Description automatically generated"/>
@@ -2385,7 +2385,7 @@
                     <pic:cNvPicPr/>
                   </pic:nvPicPr>
                   <pic:blipFill>
-                    <a:blip r:embed="rId36"/>
+                    <a:blip r:embed="rId37"/>
                     <a:stretch>
                       <a:fillRect/>
                     </a:stretch>
@@ -2432,7 +2432,7 @@
         </w:rPr>
         <w:lastRenderedPageBreak/>
         <w:drawing>
-          <wp:inline distT="0" distB="0" distL="0" distR="0" wp14:anchorId="7DB42454" wp14:editId="2FA80B2D">
+          <wp:inline distT="0" distB="0" distL="0" distR="0" wp14:anchorId="7DB42454" wp14:editId="2DFB1E5A">
             <wp:extent cx="5943600" cy="4000500"/>
             <wp:effectExtent l="0" t="0" r="0" b="0"/>
             <wp:docPr id="1285961523" name="Picture 1" descr="A black desk with drawers&#10;&#10;Description automatically generated"/>
@@ -2447,7 +2447,7 @@
                     <pic:cNvPicPr/>
                   </pic:nvPicPr>
                   <pic:blipFill>
-                    <a:blip r:embed="rId37"/>
+                    <a:blip r:embed="rId38"/>
                     <a:stretch>
                       <a:fillRect/>
                     </a:stretch>
@@ -2494,7 +2494,7 @@
         </w:rPr>
         <w:lastRenderedPageBreak/>
         <w:drawing>
-          <wp:inline distT="0" distB="0" distL="0" distR="0" wp14:anchorId="56BC83EE" wp14:editId="5451DE16">
+          <wp:inline distT="0" distB="0" distL="0" distR="0" wp14:anchorId="56BC83EE" wp14:editId="15C8241C">
             <wp:extent cx="5943600" cy="3169285"/>
             <wp:effectExtent l="0" t="0" r="0" b="0"/>
             <wp:docPr id="655151965" name="Picture 1" descr="A computer desk with buttons&#10;&#10;Description automatically generated"/>
@@ -2509,7 +2509,7 @@
                     <pic:cNvPicPr/>
                   </pic:nvPicPr>
                   <pic:blipFill>
-                    <a:blip r:embed="rId38"/>
+                    <a:blip r:embed="rId39"/>
                     <a:stretch>
                       <a:fillRect/>
                     </a:stretch>
@@ -2569,7 +2569,7 @@
           <w:lang w:val="en-US"/>
         </w:rPr>
         <w:drawing>
-          <wp:inline distT="0" distB="0" distL="0" distR="0" wp14:anchorId="58113DA1" wp14:editId="59EDBFE4">
+          <wp:inline distT="0" distB="0" distL="0" distR="0" wp14:anchorId="58113DA1" wp14:editId="3A1E0F9A">
             <wp:extent cx="4496427" cy="3305636"/>
             <wp:effectExtent l="0" t="0" r="0" b="9525"/>
             <wp:docPr id="331683455" name="Picture 1" descr="A black circular object with a black background&#10;&#10;Description automatically generated"/>
@@ -2584,7 +2584,7 @@
                     <pic:cNvPicPr/>
                   </pic:nvPicPr>
                   <pic:blipFill>
-                    <a:blip r:embed="rId39"/>
+                    <a:blip r:embed="rId40"/>
                     <a:stretch>
                       <a:fillRect/>
                     </a:stretch>
@@ -2632,7 +2632,7 @@
         </w:rPr>
         <w:lastRenderedPageBreak/>
         <w:drawing>
-          <wp:inline distT="0" distB="0" distL="0" distR="0" wp14:anchorId="7B092337" wp14:editId="0D0334D8">
+          <wp:inline distT="0" distB="0" distL="0" distR="0" wp14:anchorId="7B092337" wp14:editId="2E496116">
             <wp:extent cx="5077534" cy="5077534"/>
             <wp:effectExtent l="0" t="0" r="8890" b="8890"/>
             <wp:docPr id="829366621" name="Picture 1" descr="A grey cup with a round top&#10;&#10;Description automatically generated with medium confidence"/>
@@ -2647,7 +2647,7 @@
                     <pic:cNvPicPr/>
                   </pic:nvPicPr>
                   <pic:blipFill>
-                    <a:blip r:embed="rId40"/>
+                    <a:blip r:embed="rId41"/>
                     <a:stretch>
                       <a:fillRect/>
                     </a:stretch>
@@ -2695,7 +2695,7 @@
         </w:rPr>
         <w:lastRenderedPageBreak/>
         <w:drawing>
-          <wp:inline distT="0" distB="0" distL="0" distR="0" wp14:anchorId="17BD85B3" wp14:editId="008F1A6A">
+          <wp:inline distT="0" distB="0" distL="0" distR="0" wp14:anchorId="17BD85B3" wp14:editId="501E502C">
             <wp:extent cx="4296375" cy="4658375"/>
             <wp:effectExtent l="0" t="0" r="9525" b="0"/>
             <wp:docPr id="1076212345" name="Picture 1" descr="A grey barrel with a black background&#10;&#10;Description automatically generated"/>
@@ -2710,7 +2710,7 @@
                     <pic:cNvPicPr/>
                   </pic:nvPicPr>
                   <pic:blipFill>
-                    <a:blip r:embed="rId41"/>
+                    <a:blip r:embed="rId42"/>
                     <a:stretch>
                       <a:fillRect/>
                     </a:stretch>
@@ -2758,7 +2758,7 @@
         </w:rPr>
         <w:lastRenderedPageBreak/>
         <w:drawing>
-          <wp:inline distT="0" distB="0" distL="0" distR="0" wp14:anchorId="14B328C9" wp14:editId="0B2B5C7B">
+          <wp:inline distT="0" distB="0" distL="0" distR="0" wp14:anchorId="14B328C9" wp14:editId="35F69741">
             <wp:extent cx="4572000" cy="2221338"/>
             <wp:effectExtent l="0" t="0" r="0" b="7620"/>
             <wp:docPr id="1842510082" name="Picture 1" descr="A grey circle with a black background&#10;&#10;Description automatically generated"/>
@@ -2773,7 +2773,7 @@
                     <pic:cNvPicPr/>
                   </pic:nvPicPr>
                   <pic:blipFill>
-                    <a:blip r:embed="rId42"/>
+                    <a:blip r:embed="rId43"/>
                     <a:stretch>
                       <a:fillRect/>
                     </a:stretch>
@@ -2821,7 +2821,7 @@
         </w:rPr>
         <w:lastRenderedPageBreak/>
         <w:drawing>
-          <wp:inline distT="0" distB="0" distL="0" distR="0" wp14:anchorId="728BB3D2" wp14:editId="55C5FEEA">
+          <wp:inline distT="0" distB="0" distL="0" distR="0" wp14:anchorId="728BB3D2" wp14:editId="50156856">
             <wp:extent cx="4110824" cy="3652590"/>
             <wp:effectExtent l="0" t="0" r="4445" b="5080"/>
             <wp:docPr id="1698222564" name="Picture 1" descr="A grey circle with a black background&#10;&#10;Description automatically generated with medium confidence"/>
@@ -2836,7 +2836,7 @@
                     <pic:cNvPicPr/>
                   </pic:nvPicPr>
                   <pic:blipFill>
-                    <a:blip r:embed="rId43"/>
+                    <a:blip r:embed="rId44"/>
                     <a:stretch>
                       <a:fillRect/>
                     </a:stretch>
@@ -2884,7 +2884,7 @@
         </w:rPr>
         <w:lastRenderedPageBreak/>
         <w:drawing>
-          <wp:inline distT="0" distB="0" distL="0" distR="0" wp14:anchorId="2A436018" wp14:editId="3A68D594">
+          <wp:inline distT="0" distB="0" distL="0" distR="0" wp14:anchorId="2A436018" wp14:editId="60508F45">
             <wp:extent cx="3762900" cy="4382112"/>
             <wp:effectExtent l="0" t="0" r="0" b="0"/>
             <wp:docPr id="147775852" name="Picture 1" descr="A close-up of a barrel&#10;&#10;Description automatically generated"/>
@@ -2899,7 +2899,7 @@
                     <pic:cNvPicPr/>
                   </pic:nvPicPr>
                   <pic:blipFill>
-                    <a:blip r:embed="rId44"/>
+                    <a:blip r:embed="rId45"/>
                     <a:stretch>
                       <a:fillRect/>
                     </a:stretch>
@@ -2908,6 +2908,336 @@
                     <a:xfrm>
                       <a:off x="0" y="0"/>
                       <a:ext cx="3762900" cy="4382112"/>
+                    </a:xfrm>
+                    <a:prstGeom prst="rect">
+                      <a:avLst/>
+                    </a:prstGeom>
+                  </pic:spPr>
+                </pic:pic>
+              </a:graphicData>
+            </a:graphic>
+          </wp:inline>
+        </w:drawing>
+      </w:r>
+    </w:p>
+    <w:p>
+      <w:pPr>
+        <w:spacing w:line="278" w:lineRule="auto"/>
+        <w:rPr>
+          <w:lang w:val="en-US"/>
+        </w:rPr>
+      </w:pPr>
+      <w:r>
+        <w:rPr>
+          <w:lang w:val="en-US"/>
+        </w:rPr>
+        <w:br w:type="page"/>
+      </w:r>
+    </w:p>
+    <w:p>
+      <w:pPr>
+        <w:pStyle w:val="Heading2"/>
+        <w:numPr>
+          <w:ilvl w:val="0"/>
+          <w:numId w:val="2"/>
+        </w:numPr>
+      </w:pPr>
+      <w:r>
+        <w:lastRenderedPageBreak/>
+        <w:t>Book</w:t>
+      </w:r>
+    </w:p>
+    <w:p>
+      <w:pPr>
+        <w:rPr>
+          <w:lang w:val="en-US"/>
+        </w:rPr>
+      </w:pPr>
+    </w:p>
+    <w:p>
+      <w:pPr>
+        <w:rPr>
+          <w:lang w:val="en-US"/>
+        </w:rPr>
+      </w:pPr>
+      <w:r>
+        <w:rPr>
+          <w:lang w:val="en-US"/>
+        </w:rPr>
+        <w:drawing>
+          <wp:inline distT="0" distB="0" distL="0" distR="0" wp14:anchorId="60C9F57C" wp14:editId="0D9536B7">
+            <wp:extent cx="5353797" cy="4124901"/>
+            <wp:effectExtent l="0" t="0" r="0" b="9525"/>
+            <wp:docPr id="1813110051" name="Picture 1"/>
+            <wp:cNvGraphicFramePr>
+              <a:graphicFrameLocks xmlns:a="http://schemas.openxmlformats.org/drawingml/2006/main" noChangeAspect="1"/>
+            </wp:cNvGraphicFramePr>
+            <a:graphic xmlns:a="http://schemas.openxmlformats.org/drawingml/2006/main">
+              <a:graphicData uri="http://schemas.openxmlformats.org/drawingml/2006/picture">
+                <pic:pic xmlns:pic="http://schemas.openxmlformats.org/drawingml/2006/picture">
+                  <pic:nvPicPr>
+                    <pic:cNvPr id="1813110051" name="Picture 1"/>
+                    <pic:cNvPicPr/>
+                  </pic:nvPicPr>
+                  <pic:blipFill>
+                    <a:blip r:embed="rId46"/>
+                    <a:stretch>
+                      <a:fillRect/>
+                    </a:stretch>
+                  </pic:blipFill>
+                  <pic:spPr>
+                    <a:xfrm>
+                      <a:off x="0" y="0"/>
+                      <a:ext cx="5353797" cy="4124901"/>
+                    </a:xfrm>
+                    <a:prstGeom prst="rect">
+                      <a:avLst/>
+                    </a:prstGeom>
+                  </pic:spPr>
+                </pic:pic>
+              </a:graphicData>
+            </a:graphic>
+          </wp:inline>
+        </w:drawing>
+      </w:r>
+    </w:p>
+    <w:p>
+      <w:pPr>
+        <w:spacing w:line="278" w:lineRule="auto"/>
+        <w:rPr>
+          <w:lang w:val="en-US"/>
+        </w:rPr>
+      </w:pPr>
+      <w:r>
+        <w:rPr>
+          <w:lang w:val="en-US"/>
+        </w:rPr>
+        <w:br w:type="page"/>
+      </w:r>
+    </w:p>
+    <w:p>
+      <w:pPr>
+        <w:jc w:val="center"/>
+        <w:rPr>
+          <w:lang w:val="en-US"/>
+        </w:rPr>
+      </w:pPr>
+      <w:r>
+        <w:rPr>
+          <w:lang w:val="en-US"/>
+        </w:rPr>
+        <w:lastRenderedPageBreak/>
+        <w:drawing>
+          <wp:inline distT="0" distB="0" distL="0" distR="0" wp14:anchorId="2BCBDF63" wp14:editId="4745B0EE">
+            <wp:extent cx="4191585" cy="3372321"/>
+            <wp:effectExtent l="0" t="0" r="0" b="0"/>
+            <wp:docPr id="677847331" name="Picture 1"/>
+            <wp:cNvGraphicFramePr>
+              <a:graphicFrameLocks xmlns:a="http://schemas.openxmlformats.org/drawingml/2006/main" noChangeAspect="1"/>
+            </wp:cNvGraphicFramePr>
+            <a:graphic xmlns:a="http://schemas.openxmlformats.org/drawingml/2006/main">
+              <a:graphicData uri="http://schemas.openxmlformats.org/drawingml/2006/picture">
+                <pic:pic xmlns:pic="http://schemas.openxmlformats.org/drawingml/2006/picture">
+                  <pic:nvPicPr>
+                    <pic:cNvPr id="677847331" name=""/>
+                    <pic:cNvPicPr/>
+                  </pic:nvPicPr>
+                  <pic:blipFill>
+                    <a:blip r:embed="rId47"/>
+                    <a:stretch>
+                      <a:fillRect/>
+                    </a:stretch>
+                  </pic:blipFill>
+                  <pic:spPr>
+                    <a:xfrm>
+                      <a:off x="0" y="0"/>
+                      <a:ext cx="4191585" cy="3372321"/>
+                    </a:xfrm>
+                    <a:prstGeom prst="rect">
+                      <a:avLst/>
+                    </a:prstGeom>
+                  </pic:spPr>
+                </pic:pic>
+              </a:graphicData>
+            </a:graphic>
+          </wp:inline>
+        </w:drawing>
+      </w:r>
+    </w:p>
+    <w:p>
+      <w:pPr>
+        <w:rPr>
+          <w:lang w:val="en-US"/>
+        </w:rPr>
+      </w:pPr>
+    </w:p>
+    <w:p>
+      <w:pPr>
+        <w:rPr>
+          <w:lang w:val="en-US"/>
+        </w:rPr>
+      </w:pPr>
+    </w:p>
+    <w:p>
+      <w:pPr>
+        <w:jc w:val="center"/>
+        <w:rPr>
+          <w:lang w:val="en-US"/>
+        </w:rPr>
+      </w:pPr>
+      <w:r>
+        <w:rPr>
+          <w:lang w:val="en-US"/>
+        </w:rPr>
+        <w:drawing>
+          <wp:inline distT="0" distB="0" distL="0" distR="0" wp14:anchorId="2F34564C" wp14:editId="128D8D2A">
+            <wp:extent cx="2096087" cy="2371380"/>
+            <wp:effectExtent l="0" t="0" r="0" b="0"/>
+            <wp:docPr id="1783815753" name="Picture 1" descr="A grey rectangular object on a grey grid&#10;&#10;Description automatically generated"/>
+            <wp:cNvGraphicFramePr>
+              <a:graphicFrameLocks xmlns:a="http://schemas.openxmlformats.org/drawingml/2006/main" noChangeAspect="1"/>
+            </wp:cNvGraphicFramePr>
+            <a:graphic xmlns:a="http://schemas.openxmlformats.org/drawingml/2006/main">
+              <a:graphicData uri="http://schemas.openxmlformats.org/drawingml/2006/picture">
+                <pic:pic xmlns:pic="http://schemas.openxmlformats.org/drawingml/2006/picture">
+                  <pic:nvPicPr>
+                    <pic:cNvPr id="1783815753" name="Picture 1" descr="A grey rectangular object on a grey grid&#10;&#10;Description automatically generated"/>
+                    <pic:cNvPicPr/>
+                  </pic:nvPicPr>
+                  <pic:blipFill>
+                    <a:blip r:embed="rId48"/>
+                    <a:stretch>
+                      <a:fillRect/>
+                    </a:stretch>
+                  </pic:blipFill>
+                  <pic:spPr>
+                    <a:xfrm>
+                      <a:off x="0" y="0"/>
+                      <a:ext cx="2102783" cy="2378955"/>
+                    </a:xfrm>
+                    <a:prstGeom prst="rect">
+                      <a:avLst/>
+                    </a:prstGeom>
+                  </pic:spPr>
+                </pic:pic>
+              </a:graphicData>
+            </a:graphic>
+          </wp:inline>
+        </w:drawing>
+      </w:r>
+    </w:p>
+    <w:p>
+      <w:pPr>
+        <w:spacing w:line="278" w:lineRule="auto"/>
+        <w:rPr>
+          <w:lang w:val="en-US"/>
+        </w:rPr>
+      </w:pPr>
+      <w:r>
+        <w:rPr>
+          <w:lang w:val="en-US"/>
+        </w:rPr>
+        <w:br w:type="page"/>
+      </w:r>
+    </w:p>
+    <w:p>
+      <w:pPr>
+        <w:rPr>
+          <w:lang w:val="en-US"/>
+        </w:rPr>
+      </w:pPr>
+      <w:r>
+        <w:rPr>
+          <w:lang w:val="en-US"/>
+        </w:rPr>
+        <w:lastRenderedPageBreak/>
+        <w:drawing>
+          <wp:inline distT="0" distB="0" distL="0" distR="0" wp14:anchorId="063CD39F" wp14:editId="1C07E1B1">
+            <wp:extent cx="4915586" cy="5182323"/>
+            <wp:effectExtent l="0" t="0" r="0" b="0"/>
+            <wp:docPr id="1965595757" name="Picture 1" descr="A black rectangular object on a tile floor&#10;&#10;Description automatically generated"/>
+            <wp:cNvGraphicFramePr>
+              <a:graphicFrameLocks xmlns:a="http://schemas.openxmlformats.org/drawingml/2006/main" noChangeAspect="1"/>
+            </wp:cNvGraphicFramePr>
+            <a:graphic xmlns:a="http://schemas.openxmlformats.org/drawingml/2006/main">
+              <a:graphicData uri="http://schemas.openxmlformats.org/drawingml/2006/picture">
+                <pic:pic xmlns:pic="http://schemas.openxmlformats.org/drawingml/2006/picture">
+                  <pic:nvPicPr>
+                    <pic:cNvPr id="1965595757" name="Picture 1" descr="A black rectangular object on a tile floor&#10;&#10;Description automatically generated"/>
+                    <pic:cNvPicPr/>
+                  </pic:nvPicPr>
+                  <pic:blipFill>
+                    <a:blip r:embed="rId49"/>
+                    <a:stretch>
+                      <a:fillRect/>
+                    </a:stretch>
+                  </pic:blipFill>
+                  <pic:spPr>
+                    <a:xfrm>
+                      <a:off x="0" y="0"/>
+                      <a:ext cx="4915586" cy="5182323"/>
+                    </a:xfrm>
+                    <a:prstGeom prst="rect">
+                      <a:avLst/>
+                    </a:prstGeom>
+                  </pic:spPr>
+                </pic:pic>
+              </a:graphicData>
+            </a:graphic>
+          </wp:inline>
+        </w:drawing>
+      </w:r>
+    </w:p>
+    <w:p>
+      <w:pPr>
+        <w:spacing w:line="278" w:lineRule="auto"/>
+        <w:rPr>
+          <w:lang w:val="en-US"/>
+        </w:rPr>
+      </w:pPr>
+      <w:r>
+        <w:rPr>
+          <w:lang w:val="en-US"/>
+        </w:rPr>
+        <w:br w:type="page"/>
+      </w:r>
+    </w:p>
+    <w:p>
+      <w:pPr>
+        <w:rPr>
+          <w:lang w:val="en-US"/>
+        </w:rPr>
+      </w:pPr>
+      <w:r>
+        <w:rPr>
+          <w:lang w:val="en-US"/>
+        </w:rPr>
+        <w:lastRenderedPageBreak/>
+        <w:drawing>
+          <wp:inline distT="0" distB="0" distL="0" distR="0" wp14:anchorId="4D74F58C" wp14:editId="0422E569">
+            <wp:extent cx="2724530" cy="3372321"/>
+            <wp:effectExtent l="0" t="0" r="0" b="0"/>
+            <wp:docPr id="248079819" name="Picture 1" descr="A black book on a tile floor&#10;&#10;Description automatically generated"/>
+            <wp:cNvGraphicFramePr>
+              <a:graphicFrameLocks xmlns:a="http://schemas.openxmlformats.org/drawingml/2006/main" noChangeAspect="1"/>
+            </wp:cNvGraphicFramePr>
+            <a:graphic xmlns:a="http://schemas.openxmlformats.org/drawingml/2006/main">
+              <a:graphicData uri="http://schemas.openxmlformats.org/drawingml/2006/picture">
+                <pic:pic xmlns:pic="http://schemas.openxmlformats.org/drawingml/2006/picture">
+                  <pic:nvPicPr>
+                    <pic:cNvPr id="248079819" name="Picture 1" descr="A black book on a tile floor&#10;&#10;Description automatically generated"/>
+                    <pic:cNvPicPr/>
+                  </pic:nvPicPr>
+                  <pic:blipFill>
+                    <a:blip r:embed="rId50"/>
+                    <a:stretch>
+                      <a:fillRect/>
+                    </a:stretch>
+                  </pic:blipFill>
+                  <pic:spPr>
+                    <a:xfrm>
+                      <a:off x="0" y="0"/>
+                      <a:ext cx="2724530" cy="3372321"/>
                     </a:xfrm>
                     <a:prstGeom prst="rect">
                       <a:avLst/>
@@ -3021,7 +3351,7 @@
   <w:abstractNum w:abstractNumId="1" w15:restartNumberingAfterBreak="0">
     <w:nsid w:val="589C1213"/>
     <w:multiLevelType w:val="hybridMultilevel"/>
-    <w:tmpl w:val="42BED2CA"/>
+    <w:tmpl w:val="0CEACEB0"/>
     <w:lvl w:ilvl="0" w:tplc="04090001">
       <w:start w:val="1"/>
       <w:numFmt w:val="bullet"/>
@@ -4364,4 +4694,16 @@
     </a:ext>
   </a:extLst>
 </a:theme>
+</file>
+
+<file path=customXml/item1.xml><?xml version="1.0" encoding="utf-8"?>
+<b:Sources xmlns:b="http://schemas.openxmlformats.org/officeDocument/2006/bibliography" xmlns="http://schemas.openxmlformats.org/officeDocument/2006/bibliography" SelectedStyle="\APASixthEditionOfficeOnline.xsl" StyleName="APA" Version="6"/>
+</file>
+
+<file path=customXml/itemProps1.xml><?xml version="1.0" encoding="utf-8"?>
+<ds:datastoreItem xmlns:ds="http://schemas.openxmlformats.org/officeDocument/2006/customXml" ds:itemID="{C6C23C7C-A5F9-4E89-9899-9FE3C05D683D}">
+  <ds:schemaRefs>
+    <ds:schemaRef ds:uri="http://schemas.openxmlformats.org/officeDocument/2006/bibliography"/>
+  </ds:schemaRefs>
+</ds:datastoreItem>
 </file>